--- a/docs/트레이딩앱 기획.docx
+++ b/docs/트레이딩앱 기획.docx
@@ -3859,7 +3859,7 @@
               <w:rPr>
                 <w:rtl w:val="0"/>
               </w:rPr>
-              <w:t xml:space="preserve">🔶 </w:t>
+              <w:t>✅ 백테스팅 검증 완료, 확정</w:t>
             </w:r>
             <w:r>
               <w:rPr>
@@ -3867,14 +3867,12 @@
                 <w:color w:val="188038"/>
                 <w:rtl w:val="0"/>
               </w:rPr>
-              <w:t xml:space="preserve">[v3]</w:t>
-            </w:r>
-            <w:r>
-              <w:rPr>
-                <w:rFonts w:ascii="Arial Unicode MS" w:cs="Arial Unicode MS" w:eastAsia="Arial Unicode MS" w:hAnsi="Arial Unicode MS"/>
-                <w:rtl w:val="0"/>
-              </w:rPr>
-              <w:t xml:space="preserve"> 로직 재설계 예정 (3-1-1 참고)</w:t>
+            </w:r>
+            <w:r>
+              <w:rPr>
+                <w:rFonts w:ascii="Arial Unicode MS" w:cs="Arial Unicode MS" w:eastAsia="Arial Unicode MS" w:hAnsi="Arial Unicode MS"/>
+                <w:rtl w:val="0"/>
+              </w:rPr>
             </w:r>
           </w:p>
         </w:tc>
@@ -5259,7 +5257,7 @@
           <w:szCs w:val="22"/>
           <w:rtl w:val="0"/>
         </w:rPr>
-        <w:t xml:space="preserve">3-1-1. </w:t>
+        <w:t>3-1-1. 조건 1 (매물소진) — 백테스팅 검증 완료, 확정</w:t>
       </w:r>
       <w:r>
         <w:rPr>
@@ -5271,7 +5269,6 @@
           <w:szCs w:val="22"/>
           <w:rtl w:val="0"/>
         </w:rPr>
-        <w:t xml:space="preserve">[v3 신규]</w:t>
       </w:r>
       <w:r>
         <w:rPr>
@@ -5283,7 +5280,6 @@
           <w:szCs w:val="22"/>
           <w:rtl w:val="0"/>
         </w:rPr>
-        <w:t xml:space="preserve"> 조건 1 (매물소진) — 재설계 필요</w:t>
       </w:r>
     </w:p>
     <w:p>
@@ -9169,7 +9165,7 @@
           <w:szCs w:val="26"/>
           <w:rtl w:val="0"/>
         </w:rPr>
-        <w:t xml:space="preserve">3-6. </w:t>
+        <w:t>3-6. 쌍고점 / 쌍바텀 — 구현 보류, 레짐+다우이론 조합으로 대체</w:t>
       </w:r>
       <w:r>
         <w:rPr>
@@ -9181,7 +9177,6 @@
           <w:szCs w:val="26"/>
           <w:rtl w:val="0"/>
         </w:rPr>
-        <w:t xml:space="preserve">[v3 신규]</w:t>
       </w:r>
       <w:r>
         <w:rPr>
@@ -9193,7 +9188,6 @@
           <w:szCs w:val="26"/>
           <w:rtl w:val="0"/>
         </w:rPr>
-        <w:t xml:space="preserve"> 쌍고점 / 쌍바텀 — 판정 로직 확정</w:t>
       </w:r>
     </w:p>
     <w:p>
@@ -9208,14 +9202,13 @@
           <w:bCs w:val="1"/>
           <w:rtl w:val="0"/>
         </w:rPr>
-        <w:t xml:space="preserve">배경:</w:t>
-      </w:r>
-      <w:r>
-        <w:rPr>
-          <w:rFonts w:ascii="Arial Unicode MS" w:cs="Arial Unicode MS" w:eastAsia="Arial Unicode MS" w:hAnsi="Arial Unicode MS"/>
-          <w:rtl w:val="0"/>
-        </w:rPr>
-        <w:t xml:space="preserve"> 사람 눈에는 즉시 인식되지만 프로그램으로 어떻게 검출할지가 난제로 남아 있던 항목.</w:t>
+        <w:t>배경/결론: "M자 형태"를 스윙 포인트 3개의 관계(두 스윙 저점 + 가운데 스윙 고점)로 번역해서 점 대 점 비교 방식으로 구현을 시도했으나, 실데이터 검증 결과 실전 차트의 평평한 바닥/천장(다지는 구간)을 제대로 못 잡는 것으로 확인됨 - fractal 스윙 탐지 특성상 그 구간이 여러 개의 잘게 쪼개진 저점/고점으로 잡혀서 "바로 이웃한 두 저점"끼리 비교하면 실제 쌍바닥의 두 주요 저점이 좀처럼 안 걸림 (BTCUSDT 1일봉 검증: 이웃한 스윙 저점 84쌍 중 조건을 전부 만족한 쌍 0개). 라운딩 바텀(3-1 조건 6번)을 처리했던 것과 같은 근본 문제로 판단해서, 같은 논리로 별도 신호 구현을 보류하고 레짐 모듈(1-H) + 다우이론 라벨 조합으로 대체한다.</w:t>
+      </w:r>
+      <w:r>
+        <w:rPr>
+          <w:rFonts w:ascii="Arial Unicode MS" w:cs="Arial Unicode MS" w:eastAsia="Arial Unicode MS" w:hAnsi="Arial Unicode MS"/>
+          <w:rtl w:val="0"/>
+        </w:rPr>
       </w:r>
     </w:p>
     <w:p>
@@ -9230,340 +9223,25 @@
           <w:bCs w:val="1"/>
           <w:rtl w:val="0"/>
         </w:rPr>
-        <w:t xml:space="preserve">해결 관점 전환:</w:t>
-      </w:r>
-      <w:r>
-        <w:rPr>
-          <w:rFonts w:ascii="Arial Unicode MS" w:cs="Arial Unicode MS" w:eastAsia="Arial Unicode MS" w:hAnsi="Arial Unicode MS"/>
-          <w:rtl w:val="0"/>
-        </w:rPr>
-        <w:t xml:space="preserve"> "M자 형태"를 도형으로 인식하려 하지 말고, </w:t>
-      </w:r>
-      <w:r>
-        <w:rPr>
-          <w:rFonts w:ascii="Arial Unicode MS" w:cs="Arial Unicode MS" w:eastAsia="Arial Unicode MS" w:hAnsi="Arial Unicode MS"/>
-          <w:b w:val="1"/>
-          <w:bCs w:val="1"/>
-          <w:rtl w:val="0"/>
-        </w:rPr>
-        <w:t xml:space="preserve">이미 구현된 스윙 포인트 3개의 관계</w:t>
-      </w:r>
-      <w:r>
-        <w:rPr>
-          <w:rFonts w:ascii="Arial Unicode MS" w:cs="Arial Unicode MS" w:eastAsia="Arial Unicode MS" w:hAnsi="Arial Unicode MS"/>
-          <w:rtl w:val="0"/>
-        </w:rPr>
-        <w:t xml:space="preserve">로 번역한다. 새 알고리즘이나 회귀분석 불필요.</w:t>
-      </w:r>
-    </w:p>
-    <w:p>
-      <w:pPr>
-        <w:spacing w:after="240" w:before="240" w:lineRule="auto"/>
-        <w:rPr>
-          <w:b w:val="1"/>
-          <w:bCs w:val="1"/>
-        </w:rPr>
-      </w:pPr>
-      <w:r>
-        <w:rPr>
-          <w:rFonts w:ascii="Arial Unicode MS" w:cs="Arial Unicode MS" w:eastAsia="Arial Unicode MS" w:hAnsi="Arial Unicode MS"/>
-          <w:b w:val="1"/>
-          <w:bCs w:val="1"/>
-          <w:rtl w:val="0"/>
-        </w:rPr>
-        <w:t xml:space="preserve">쌍고점 판정 (기존 재료만 사용):</w:t>
-      </w:r>
-    </w:p>
-    <w:p>
-      <w:pPr>
-        <w:numPr>
-          <w:ilvl w:val="0"/>
-          <w:numId w:val="22"/>
-        </w:numPr>
-        <w:spacing w:after="0" w:afterAutospacing="0" w:before="240" w:lineRule="auto"/>
-        <w:ind w:left="720" w:hanging="360"/>
-      </w:pPr>
-      <w:r>
-        <w:rPr>
-          <w:rFonts w:ascii="Arial Unicode MS" w:cs="Arial Unicode MS" w:eastAsia="Arial Unicode MS" w:hAnsi="Arial Unicode MS"/>
-          <w:rtl w:val="0"/>
-        </w:rPr>
-        <w:t xml:space="preserve">최근 </w:t>
-      </w:r>
-      <w:r>
-        <w:rPr>
-          <w:rFonts w:ascii="Arial Unicode MS" w:cs="Arial Unicode MS" w:eastAsia="Arial Unicode MS" w:hAnsi="Arial Unicode MS"/>
-          <w:b w:val="1"/>
-          <w:bCs w:val="1"/>
-          <w:rtl w:val="0"/>
-        </w:rPr>
-        <w:t xml:space="preserve">확정 스윙 하이 2개</w:t>
-      </w:r>
-      <w:r>
-        <w:rPr>
-          <w:rFonts w:ascii="Arial Unicode MS" w:cs="Arial Unicode MS" w:eastAsia="Arial Unicode MS" w:hAnsi="Arial Unicode MS"/>
-          <w:rtl w:val="0"/>
-        </w:rPr>
-        <w:t xml:space="preserve">를 조회 (기존 fractal 로직, N=2)</w:t>
-      </w:r>
-    </w:p>
-    <w:p>
-      <w:pPr>
-        <w:numPr>
-          <w:ilvl w:val="0"/>
-          <w:numId w:val="22"/>
-        </w:numPr>
-        <w:spacing w:after="0" w:afterAutospacing="0" w:before="0" w:beforeAutospacing="0" w:lineRule="auto"/>
-        <w:ind w:left="720" w:hanging="360"/>
-      </w:pPr>
-      <w:r>
-        <w:rPr>
-          <w:rFonts w:ascii="Arial Unicode MS" w:cs="Arial Unicode MS" w:eastAsia="Arial Unicode MS" w:hAnsi="Arial Unicode MS"/>
-          <w:rtl w:val="0"/>
-        </w:rPr>
-        <w:t xml:space="preserve">두 고점의 가격 차이가 </w:t>
-      </w:r>
-      <w:r>
-        <w:rPr>
-          <w:rFonts w:ascii="Arial Unicode MS" w:cs="Arial Unicode MS" w:eastAsia="Arial Unicode MS" w:hAnsi="Arial Unicode MS"/>
-          <w:b w:val="1"/>
-          <w:bCs w:val="1"/>
-          <w:rtl w:val="0"/>
-        </w:rPr>
-        <w:t xml:space="preserve">±3% 이내</w:t>
-      </w:r>
-    </w:p>
-    <w:p>
-      <w:pPr>
-        <w:numPr>
-          <w:ilvl w:val="0"/>
-          <w:numId w:val="22"/>
-        </w:numPr>
-        <w:spacing w:after="0" w:afterAutospacing="0" w:before="0" w:beforeAutospacing="0" w:lineRule="auto"/>
-        <w:ind w:left="720" w:hanging="360"/>
-      </w:pPr>
-      <w:r>
-        <w:rPr>
-          <w:rFonts w:ascii="Arial Unicode MS" w:cs="Arial Unicode MS" w:eastAsia="Arial Unicode MS" w:hAnsi="Arial Unicode MS"/>
-          <w:rtl w:val="0"/>
-        </w:rPr>
-        <w:t xml:space="preserve">두 고점 사이 간격이 </w:t>
-      </w:r>
-      <w:r>
-        <w:rPr>
-          <w:rFonts w:ascii="Arial Unicode MS" w:cs="Arial Unicode MS" w:eastAsia="Arial Unicode MS" w:hAnsi="Arial Unicode MS"/>
-          <w:b w:val="1"/>
-          <w:bCs w:val="1"/>
-          <w:rtl w:val="0"/>
-        </w:rPr>
-        <w:t xml:space="preserve">최소 15봉 이상</w:t>
-      </w:r>
-    </w:p>
-    <w:p>
-      <w:pPr>
-        <w:numPr>
-          <w:ilvl w:val="0"/>
-          <w:numId w:val="22"/>
-        </w:numPr>
-        <w:spacing w:after="240" w:before="0" w:beforeAutospacing="0" w:lineRule="auto"/>
-        <w:ind w:left="720" w:hanging="360"/>
-      </w:pPr>
-      <w:r>
-        <w:rPr>
-          <w:rFonts w:ascii="Arial Unicode MS" w:cs="Arial Unicode MS" w:eastAsia="Arial Unicode MS" w:hAnsi="Arial Unicode MS"/>
-          <w:rtl w:val="0"/>
-        </w:rPr>
-        <w:t xml:space="preserve">두 고점 사이에 </w:t>
-      </w:r>
-      <w:r>
-        <w:rPr>
-          <w:rFonts w:ascii="Arial Unicode MS" w:cs="Arial Unicode MS" w:eastAsia="Arial Unicode MS" w:hAnsi="Arial Unicode MS"/>
-          <w:b w:val="1"/>
-          <w:bCs w:val="1"/>
-          <w:rtl w:val="0"/>
-        </w:rPr>
-        <w:t xml:space="preserve">스윙 로우가 1개 존재</w:t>
-      </w:r>
-      <w:r>
-        <w:rPr>
-          <w:rFonts w:ascii="Arial Unicode MS" w:cs="Arial Unicode MS" w:eastAsia="Arial Unicode MS" w:hAnsi="Arial Unicode MS"/>
-          <w:rtl w:val="0"/>
-        </w:rPr>
-        <w:t xml:space="preserve"> (가운데 눌림 = 골짜기)</w:t>
-      </w:r>
-    </w:p>
-    <w:p>
-      <w:pPr>
-        <w:spacing w:after="240" w:before="240" w:lineRule="auto"/>
-        <w:rPr/>
-      </w:pPr>
-      <w:r>
-        <w:rPr>
-          <w:rFonts w:ascii="Arial Unicode MS" w:cs="Arial Unicode MS" w:eastAsia="Arial Unicode MS" w:hAnsi="Arial Unicode MS"/>
-          <w:rtl w:val="0"/>
-        </w:rPr>
-        <w:t xml:space="preserve">→ 위 4개 조건 모두 충족 시 쌍고점 확정.</w:t>
-      </w:r>
-    </w:p>
-    <w:p>
-      <w:pPr>
-        <w:spacing w:after="240" w:before="240" w:lineRule="auto"/>
-        <w:rPr/>
-      </w:pPr>
-      <w:r>
-        <w:rPr>
-          <w:rFonts w:ascii="Arial Unicode MS" w:cs="Arial Unicode MS" w:eastAsia="Arial Unicode MS" w:hAnsi="Arial Unicode MS"/>
-          <w:b w:val="1"/>
-          <w:bCs w:val="1"/>
-          <w:rtl w:val="0"/>
-        </w:rPr>
-        <w:t xml:space="preserve">쌍바텀:</w:t>
-      </w:r>
-      <w:r>
-        <w:rPr>
-          <w:rFonts w:ascii="Arial Unicode MS" w:cs="Arial Unicode MS" w:eastAsia="Arial Unicode MS" w:hAnsi="Arial Unicode MS"/>
-          <w:rtl w:val="0"/>
-        </w:rPr>
-        <w:t xml:space="preserve"> 위 로직을 완전 대칭 적용 (스윙 로우 2개 + 가운데 스윙 하이 1개).</w:t>
-      </w:r>
-    </w:p>
-    <w:p>
-      <w:pPr>
-        <w:spacing w:after="240" w:before="240" w:lineRule="auto"/>
-        <w:rPr/>
-      </w:pPr>
-      <w:r>
-        <w:rPr>
-          <w:rFonts w:ascii="Arial Unicode MS" w:cs="Arial Unicode MS" w:eastAsia="Arial Unicode MS" w:hAnsi="Arial Unicode MS"/>
-          <w:b w:val="1"/>
-          <w:bCs w:val="1"/>
-          <w:rtl w:val="0"/>
-        </w:rPr>
-        <w:t xml:space="preserve">하락 다이버전스와의 관계:</w:t>
-      </w:r>
-      <w:r>
-        <w:rPr>
-          <w:rFonts w:ascii="Arial Unicode MS" w:cs="Arial Unicode MS" w:eastAsia="Arial Unicode MS" w:hAnsi="Arial Unicode MS"/>
-          <w:rtl w:val="0"/>
-        </w:rPr>
-        <w:t xml:space="preserve"> v2에서는 숏 조건 6번이 "쌍고점 + RSI 다이버전스" 결합 조건이었으나, </w:t>
-      </w:r>
-      <w:r>
-        <w:rPr>
-          <w:rFonts w:ascii="Roboto Mono" w:cs="Roboto Mono" w:eastAsia="Roboto Mono" w:hAnsi="Roboto Mono"/>
-          <w:color w:val="188038"/>
-          <w:rtl w:val="0"/>
-        </w:rPr>
-        <w:t xml:space="preserve">[v3]</w:t>
-      </w:r>
-      <w:r>
-        <w:rPr>
-          <w:rFonts w:ascii="Arial Unicode MS" w:cs="Arial Unicode MS" w:eastAsia="Arial Unicode MS" w:hAnsi="Arial Unicode MS"/>
-          <w:rtl w:val="0"/>
-        </w:rPr>
-        <w:t xml:space="preserve">에서 </w:t>
-      </w:r>
-      <w:r>
-        <w:rPr>
-          <w:rFonts w:ascii="Arial Unicode MS" w:cs="Arial Unicode MS" w:eastAsia="Arial Unicode MS" w:hAnsi="Arial Unicode MS"/>
-          <w:b w:val="1"/>
-          <w:bCs w:val="1"/>
-          <w:rtl w:val="0"/>
-        </w:rPr>
-        <w:t xml:space="preserve">두 개의 독립 신호로 분리</w:t>
-      </w:r>
-      <w:r>
-        <w:rPr>
-          <w:rFonts w:ascii="Arial Unicode MS" w:cs="Arial Unicode MS" w:eastAsia="Arial Unicode MS" w:hAnsi="Arial Unicode MS"/>
-          <w:rtl w:val="0"/>
-        </w:rPr>
-        <w:t xml:space="preserve">한다.</w:t>
-      </w:r>
-    </w:p>
-    <w:p>
-      <w:pPr>
-        <w:numPr>
-          <w:ilvl w:val="0"/>
-          <w:numId w:val="18"/>
-        </w:numPr>
-        <w:spacing w:after="0" w:afterAutospacing="0" w:before="240" w:lineRule="auto"/>
-        <w:ind w:left="720" w:hanging="360"/>
-      </w:pPr>
-      <w:r>
-        <w:rPr>
-          <w:rFonts w:ascii="Arial Unicode MS" w:cs="Arial Unicode MS" w:eastAsia="Arial Unicode MS" w:hAnsi="Arial Unicode MS"/>
-          <w:rtl w:val="0"/>
-        </w:rPr>
-        <w:t xml:space="preserve">숏 6번 = 하락 다이버전스 단독</w:t>
-      </w:r>
-    </w:p>
-    <w:p>
-      <w:pPr>
-        <w:numPr>
-          <w:ilvl w:val="0"/>
-          <w:numId w:val="18"/>
-        </w:numPr>
-        <w:spacing w:after="0" w:afterAutospacing="0" w:before="0" w:beforeAutospacing="0" w:lineRule="auto"/>
-        <w:ind w:left="720" w:hanging="360"/>
-      </w:pPr>
-      <w:r>
-        <w:rPr>
-          <w:rFonts w:ascii="Arial Unicode MS" w:cs="Arial Unicode MS" w:eastAsia="Arial Unicode MS" w:hAnsi="Arial Unicode MS"/>
-          <w:rtl w:val="0"/>
-        </w:rPr>
-        <w:t xml:space="preserve">쌍고점 = 별도 신호</w:t>
-      </w:r>
-    </w:p>
-    <w:p>
-      <w:pPr>
-        <w:numPr>
-          <w:ilvl w:val="0"/>
-          <w:numId w:val="18"/>
-        </w:numPr>
-        <w:spacing w:after="240" w:before="0" w:beforeAutospacing="0" w:lineRule="auto"/>
-        <w:ind w:left="720" w:hanging="360"/>
-      </w:pPr>
-      <w:r>
-        <w:rPr>
-          <w:rFonts w:ascii="Arial Unicode MS" w:cs="Arial Unicode MS" w:eastAsia="Arial Unicode MS" w:hAnsi="Arial Unicode MS"/>
-          <w:rtl w:val="0"/>
-        </w:rPr>
-        <w:t xml:space="preserve">두 신호가 동시에 뜨는 것을 사용자가 읽으면 결합 판단이 되므로, 별도 결합 로직 불필요 (프로젝트 원칙과 일치)</w:t>
-      </w:r>
-    </w:p>
-    <w:p>
-      <w:pPr>
-        <w:spacing w:after="240" w:before="240" w:lineRule="auto"/>
-        <w:rPr/>
-      </w:pPr>
-      <w:r>
-        <w:rPr>
-          <w:rFonts w:ascii="Arial Unicode MS" w:cs="Arial Unicode MS" w:eastAsia="Arial Unicode MS" w:hAnsi="Arial Unicode MS"/>
-          <w:b w:val="1"/>
-          <w:bCs w:val="1"/>
-          <w:rtl w:val="0"/>
-        </w:rPr>
-        <w:t xml:space="preserve">필요 재료 (전부 기구현):</w:t>
-      </w:r>
-      <w:r>
-        <w:rPr>
-          <w:rFonts w:ascii="Arial Unicode MS" w:cs="Arial Unicode MS" w:eastAsia="Arial Unicode MS" w:hAnsi="Arial Unicode MS"/>
-          <w:rtl w:val="0"/>
-        </w:rPr>
-        <w:t xml:space="preserve"> 스윙 하이/로우 fractal 탐지, 다우이론 라벨, RSI pivot 탐지</w:t>
-      </w:r>
-    </w:p>
-    <w:p>
-      <w:pPr>
-        <w:rPr/>
-      </w:pPr>
-      <w:r>
-        <w:pict>
-          <v:rect style="width:0.0pt;height:1.5pt" o:hr="t" o:hrstd="t" o:hralign="center" fillcolor="#A0A0A0" stroked="f"/>
-        </w:pict>
-      </w:r>
-      <w:r>
-        <w:rPr>
+        <w:t>시도했던 판정 로직 (참고용, 채택 안 함): 최근 확정 스윙 하이/로우 2개(N=2) 조회 → 가격차 ±3% 이내 + 간격 최소 15봉 + 사이에 반대 방향 스윙 포인트 1개 존재 → 4개 조건 모두 충족 시 확정. 쌍고점/쌍바텀 완전 대칭.</w:t>
+      </w:r>
+      <w:r>
+        <w:rPr>
+          <w:rFonts w:ascii="Arial Unicode MS" w:cs="Arial Unicode MS" w:eastAsia="Arial Unicode MS" w:hAnsi="Arial Unicode MS"/>
+          <w:rtl w:val="0"/>
+        </w:rPr>
+      </w:r>
+      <w:r>
+        <w:rPr>
+          <w:rFonts w:ascii="Arial Unicode MS" w:cs="Arial Unicode MS" w:eastAsia="Arial Unicode MS" w:hAnsi="Arial Unicode MS"/>
+          <w:b w:val="1"/>
+          <w:bCs w:val="1"/>
+          <w:rtl w:val="0"/>
+        </w:rPr>
+      </w:r>
+      <w:r>
+        <w:rPr>
+          <w:rFonts w:ascii="Arial Unicode MS" w:cs="Arial Unicode MS" w:eastAsia="Arial Unicode MS" w:hAnsi="Arial Unicode MS"/>
           <w:rtl w:val="0"/>
         </w:rPr>
       </w:r>
@@ -12372,7 +12050,7 @@
           <w:rFonts w:ascii="Arial Unicode MS" w:cs="Arial Unicode MS" w:eastAsia="Arial Unicode MS" w:hAnsi="Arial Unicode MS"/>
           <w:rtl w:val="0"/>
         </w:rPr>
-        <w:t xml:space="preserve">쌍고점/쌍바텀 구현 (로직은 확정, 구현만 남음)</w:t>
+        <w:t>쌍고점/쌍바텀 구현 보류 (3-6 참고 - 레짐+다우이론 조합으로 대체 확정)</w:t>
       </w:r>
     </w:p>
     <w:p>
@@ -12676,65 +12354,65 @@
               <w:rPr>
                 <w:rtl w:val="0"/>
               </w:rPr>
-              <w:t xml:space="preserve">1</w:t>
-            </w:r>
-          </w:p>
-        </w:tc>
-        <w:tc>
-          <w:tcPr>
-            <w:tcBorders>
-              <w:top w:color="000000" w:space="0" w:sz="0" w:val="nil"/>
-              <w:left w:color="000000" w:space="0" w:sz="0" w:val="nil"/>
-              <w:bottom w:color="000000" w:space="0" w:sz="0" w:val="nil"/>
-              <w:right w:color="000000" w:space="0" w:sz="0" w:val="nil"/>
-            </w:tcBorders>
-            <w:tcMar>
-              <w:top w:w="100.0" w:type="dxa"/>
-              <w:left w:w="100.0" w:type="dxa"/>
-              <w:bottom w:w="100.0" w:type="dxa"/>
-              <w:right w:w="100.0" w:type="dxa"/>
-            </w:tcMar>
-            <w:vAlign w:val="top"/>
-          </w:tcPr>
-          <w:p>
-            <w:pPr>
-              <w:rPr/>
-            </w:pPr>
-            <w:r>
-              <w:rPr>
-                <w:rFonts w:ascii="Arial Unicode MS" w:cs="Arial Unicode MS" w:eastAsia="Arial Unicode MS" w:hAnsi="Arial Unicode MS"/>
-                <w:rtl w:val="0"/>
-              </w:rPr>
-              <w:t xml:space="preserve">조건 1 매물소진 재설계 방식</w:t>
-            </w:r>
-          </w:p>
-        </w:tc>
-        <w:tc>
-          <w:tcPr>
-            <w:tcBorders>
-              <w:top w:color="000000" w:space="0" w:sz="0" w:val="nil"/>
-              <w:left w:color="000000" w:space="0" w:sz="0" w:val="nil"/>
-              <w:bottom w:color="000000" w:space="0" w:sz="0" w:val="nil"/>
-              <w:right w:color="000000" w:space="0" w:sz="0" w:val="nil"/>
-            </w:tcBorders>
-            <w:tcMar>
-              <w:top w:w="100.0" w:type="dxa"/>
-              <w:left w:w="100.0" w:type="dxa"/>
-              <w:bottom w:w="100.0" w:type="dxa"/>
-              <w:right w:w="100.0" w:type="dxa"/>
-            </w:tcMar>
-            <w:vAlign w:val="top"/>
-          </w:tcPr>
-          <w:p>
-            <w:pPr>
-              <w:rPr/>
-            </w:pPr>
-            <w:r>
-              <w:rPr>
-                <w:rFonts w:ascii="Arial Unicode MS" w:cs="Arial Unicode MS" w:eastAsia="Arial Unicode MS" w:hAnsi="Arial Unicode MS"/>
-                <w:rtl w:val="0"/>
-              </w:rPr>
-              <w:t xml:space="preserve">중앙값 / 백분위 / 이중조건 중 미확정</w:t>
+              <w:t>1</w:t>
+            </w:r>
+          </w:p>
+        </w:tc>
+        <w:tc>
+          <w:tcPr>
+            <w:tcBorders>
+              <w:top w:color="000000" w:space="0" w:sz="0" w:val="nil"/>
+              <w:left w:color="000000" w:space="0" w:sz="0" w:val="nil"/>
+              <w:bottom w:color="000000" w:space="0" w:sz="0" w:val="nil"/>
+              <w:right w:color="000000" w:space="0" w:sz="0" w:val="nil"/>
+            </w:tcBorders>
+            <w:tcMar>
+              <w:top w:w="100.0" w:type="dxa"/>
+              <w:left w:w="100.0" w:type="dxa"/>
+              <w:bottom w:w="100.0" w:type="dxa"/>
+              <w:right w:w="100.0" w:type="dxa"/>
+            </w:tcMar>
+            <w:vAlign w:val="top"/>
+          </w:tcPr>
+          <w:p>
+            <w:pPr>
+              <w:rPr/>
+            </w:pPr>
+            <w:r>
+              <w:rPr>
+                <w:rFonts w:ascii="Arial Unicode MS" w:cs="Arial Unicode MS" w:eastAsia="Arial Unicode MS" w:hAnsi="Arial Unicode MS"/>
+                <w:rtl w:val="0"/>
+              </w:rPr>
+              <w:t xml:space="preserve">조건 2 도지 필터링 기준</w:t>
+            </w:r>
+          </w:p>
+        </w:tc>
+        <w:tc>
+          <w:tcPr>
+            <w:tcBorders>
+              <w:top w:color="000000" w:space="0" w:sz="0" w:val="nil"/>
+              <w:left w:color="000000" w:space="0" w:sz="0" w:val="nil"/>
+              <w:bottom w:color="000000" w:space="0" w:sz="0" w:val="nil"/>
+              <w:right w:color="000000" w:space="0" w:sz="0" w:val="nil"/>
+            </w:tcBorders>
+            <w:tcMar>
+              <w:top w:w="100.0" w:type="dxa"/>
+              <w:left w:w="100.0" w:type="dxa"/>
+              <w:bottom w:w="100.0" w:type="dxa"/>
+              <w:right w:w="100.0" w:type="dxa"/>
+            </w:tcMar>
+            <w:vAlign w:val="top"/>
+          </w:tcPr>
+          <w:p>
+            <w:pPr>
+              <w:rPr/>
+            </w:pPr>
+            <w:r>
+              <w:rPr>
+                <w:rFonts w:ascii="Arial Unicode MS" w:cs="Arial Unicode MS" w:eastAsia="Arial Unicode MS" w:hAnsi="Arial Unicode MS"/>
+                <w:rtl w:val="0"/>
+              </w:rPr>
+              <w:t xml:space="preserve">차트 육안 검증 선행 필요</w:t>
             </w:r>
           </w:p>
         </w:tc>
@@ -12769,65 +12447,251 @@
               <w:rPr>
                 <w:rtl w:val="0"/>
               </w:rPr>
-              <w:t xml:space="preserve">2</w:t>
-            </w:r>
-          </w:p>
-        </w:tc>
-        <w:tc>
-          <w:tcPr>
-            <w:tcBorders>
-              <w:top w:color="000000" w:space="0" w:sz="0" w:val="nil"/>
-              <w:left w:color="000000" w:space="0" w:sz="0" w:val="nil"/>
-              <w:bottom w:color="000000" w:space="0" w:sz="0" w:val="nil"/>
-              <w:right w:color="000000" w:space="0" w:sz="0" w:val="nil"/>
-            </w:tcBorders>
-            <w:tcMar>
-              <w:top w:w="100.0" w:type="dxa"/>
-              <w:left w:w="100.0" w:type="dxa"/>
-              <w:bottom w:w="100.0" w:type="dxa"/>
-              <w:right w:w="100.0" w:type="dxa"/>
-            </w:tcMar>
-            <w:vAlign w:val="top"/>
-          </w:tcPr>
-          <w:p>
-            <w:pPr>
-              <w:rPr/>
-            </w:pPr>
-            <w:r>
-              <w:rPr>
-                <w:rFonts w:ascii="Arial Unicode MS" w:cs="Arial Unicode MS" w:eastAsia="Arial Unicode MS" w:hAnsi="Arial Unicode MS"/>
-                <w:rtl w:val="0"/>
-              </w:rPr>
-              <w:t xml:space="preserve">조건 2 도지 필터링 기준</w:t>
-            </w:r>
-          </w:p>
-        </w:tc>
-        <w:tc>
-          <w:tcPr>
-            <w:tcBorders>
-              <w:top w:color="000000" w:space="0" w:sz="0" w:val="nil"/>
-              <w:left w:color="000000" w:space="0" w:sz="0" w:val="nil"/>
-              <w:bottom w:color="000000" w:space="0" w:sz="0" w:val="nil"/>
-              <w:right w:color="000000" w:space="0" w:sz="0" w:val="nil"/>
-            </w:tcBorders>
-            <w:tcMar>
-              <w:top w:w="100.0" w:type="dxa"/>
-              <w:left w:w="100.0" w:type="dxa"/>
-              <w:bottom w:w="100.0" w:type="dxa"/>
-              <w:right w:w="100.0" w:type="dxa"/>
-            </w:tcMar>
-            <w:vAlign w:val="top"/>
-          </w:tcPr>
-          <w:p>
-            <w:pPr>
-              <w:rPr/>
-            </w:pPr>
-            <w:r>
-              <w:rPr>
-                <w:rFonts w:ascii="Arial Unicode MS" w:cs="Arial Unicode MS" w:eastAsia="Arial Unicode MS" w:hAnsi="Arial Unicode MS"/>
-                <w:rtl w:val="0"/>
-              </w:rPr>
-              <w:t xml:space="preserve">차트 육안 검증 선행 필요</w:t>
+              <w:t>2</w:t>
+            </w:r>
+          </w:p>
+        </w:tc>
+        <w:tc>
+          <w:tcPr>
+            <w:tcBorders>
+              <w:top w:color="000000" w:space="0" w:sz="0" w:val="nil"/>
+              <w:left w:color="000000" w:space="0" w:sz="0" w:val="nil"/>
+              <w:bottom w:color="000000" w:space="0" w:sz="0" w:val="nil"/>
+              <w:right w:color="000000" w:space="0" w:sz="0" w:val="nil"/>
+            </w:tcBorders>
+            <w:tcMar>
+              <w:top w:w="100.0" w:type="dxa"/>
+              <w:left w:w="100.0" w:type="dxa"/>
+              <w:bottom w:w="100.0" w:type="dxa"/>
+              <w:right w:w="100.0" w:type="dxa"/>
+            </w:tcMar>
+            <w:vAlign w:val="top"/>
+          </w:tcPr>
+          <w:p>
+            <w:pPr>
+              <w:rPr/>
+            </w:pPr>
+            <w:r>
+              <w:rPr>
+                <w:rFonts w:ascii="Arial Unicode MS" w:cs="Arial Unicode MS" w:eastAsia="Arial Unicode MS" w:hAnsi="Arial Unicode MS"/>
+                <w:rtl w:val="0"/>
+              </w:rPr>
+              <w:t xml:space="preserve">망치형/역망치 추가 여부</w:t>
+            </w:r>
+          </w:p>
+        </w:tc>
+        <w:tc>
+          <w:tcPr>
+            <w:tcBorders>
+              <w:top w:color="000000" w:space="0" w:sz="0" w:val="nil"/>
+              <w:left w:color="000000" w:space="0" w:sz="0" w:val="nil"/>
+              <w:bottom w:color="000000" w:space="0" w:sz="0" w:val="nil"/>
+              <w:right w:color="000000" w:space="0" w:sz="0" w:val="nil"/>
+            </w:tcBorders>
+            <w:tcMar>
+              <w:top w:w="100.0" w:type="dxa"/>
+              <w:left w:w="100.0" w:type="dxa"/>
+              <w:bottom w:w="100.0" w:type="dxa"/>
+              <w:right w:w="100.0" w:type="dxa"/>
+            </w:tcMar>
+            <w:vAlign w:val="top"/>
+          </w:tcPr>
+          <w:p>
+            <w:pPr>
+              <w:rPr/>
+            </w:pPr>
+            <w:r>
+              <w:rPr>
+                <w:rFonts w:ascii="Arial Unicode MS" w:cs="Arial Unicode MS" w:eastAsia="Arial Unicode MS" w:hAnsi="Arial Unicode MS"/>
+                <w:rtl w:val="0"/>
+              </w:rPr>
+              <w:t xml:space="preserve">도지 필터링 완료 후 재검토 (현재 보류)</w:t>
+            </w:r>
+          </w:p>
+        </w:tc>
+      </w:tr>
+      <w:tr>
+        <w:trPr>
+          <w:cantSplit w:val="0"/>
+          <w:trHeight w:val="920" w:hRule="atLeast"/>
+          <w:tblHeader w:val="0"/>
+        </w:trPr>
+        <w:tc>
+          <w:tcPr>
+            <w:tcBorders>
+              <w:top w:color="000000" w:space="0" w:sz="0" w:val="nil"/>
+              <w:left w:color="000000" w:space="0" w:sz="0" w:val="nil"/>
+              <w:bottom w:color="000000" w:space="0" w:sz="0" w:val="nil"/>
+              <w:right w:color="000000" w:space="0" w:sz="0" w:val="nil"/>
+            </w:tcBorders>
+            <w:tcMar>
+              <w:top w:w="100.0" w:type="dxa"/>
+              <w:left w:w="100.0" w:type="dxa"/>
+              <w:bottom w:w="100.0" w:type="dxa"/>
+              <w:right w:w="100.0" w:type="dxa"/>
+            </w:tcMar>
+            <w:vAlign w:val="top"/>
+          </w:tcPr>
+          <w:p>
+            <w:pPr>
+              <w:rPr/>
+            </w:pPr>
+            <w:r>
+              <w:rPr>
+                <w:rtl w:val="0"/>
+              </w:rPr>
+              <w:t>3</w:t>
+            </w:r>
+          </w:p>
+        </w:tc>
+        <w:tc>
+          <w:tcPr>
+            <w:tcBorders>
+              <w:top w:color="000000" w:space="0" w:sz="0" w:val="nil"/>
+              <w:left w:color="000000" w:space="0" w:sz="0" w:val="nil"/>
+              <w:bottom w:color="000000" w:space="0" w:sz="0" w:val="nil"/>
+              <w:right w:color="000000" w:space="0" w:sz="0" w:val="nil"/>
+            </w:tcBorders>
+            <w:tcMar>
+              <w:top w:w="100.0" w:type="dxa"/>
+              <w:left w:w="100.0" w:type="dxa"/>
+              <w:bottom w:w="100.0" w:type="dxa"/>
+              <w:right w:w="100.0" w:type="dxa"/>
+            </w:tcMar>
+            <w:vAlign w:val="top"/>
+          </w:tcPr>
+          <w:p>
+            <w:pPr>
+              <w:rPr/>
+            </w:pPr>
+            <w:r>
+              <w:rPr>
+                <w:rFonts w:ascii="Arial Unicode MS" w:cs="Arial Unicode MS" w:eastAsia="Arial Unicode MS" w:hAnsi="Arial Unicode MS"/>
+                <w:rtl w:val="0"/>
+              </w:rPr>
+              <w:t xml:space="preserve">숏 조건 3 (하락 거래량) 재도입 여부</w:t>
+            </w:r>
+          </w:p>
+        </w:tc>
+        <w:tc>
+          <w:tcPr>
+            <w:tcBorders>
+              <w:top w:color="000000" w:space="0" w:sz="0" w:val="nil"/>
+              <w:left w:color="000000" w:space="0" w:sz="0" w:val="nil"/>
+              <w:bottom w:color="000000" w:space="0" w:sz="0" w:val="nil"/>
+              <w:right w:color="000000" w:space="0" w:sz="0" w:val="nil"/>
+            </w:tcBorders>
+            <w:tcMar>
+              <w:top w:w="100.0" w:type="dxa"/>
+              <w:left w:w="100.0" w:type="dxa"/>
+              <w:bottom w:w="100.0" w:type="dxa"/>
+              <w:right w:w="100.0" w:type="dxa"/>
+            </w:tcMar>
+            <w:vAlign w:val="top"/>
+          </w:tcPr>
+          <w:p>
+            <w:pPr>
+              <w:rPr/>
+            </w:pPr>
+            <w:r>
+              <w:rPr>
+                <w:rFonts w:ascii="Arial Unicode MS" w:cs="Arial Unicode MS" w:eastAsia="Arial Unicode MS" w:hAnsi="Arial Unicode MS"/>
+                <w:rtl w:val="0"/>
+              </w:rPr>
+              <w:t xml:space="preserve">판정 기준 애매하여 보류</w:t>
+            </w:r>
+          </w:p>
+        </w:tc>
+      </w:tr>
+      <w:tr>
+        <w:trPr>
+          <w:cantSplit w:val="0"/>
+          <w:trHeight w:val="920" w:hRule="atLeast"/>
+          <w:tblHeader w:val="0"/>
+        </w:trPr>
+        <w:tc>
+          <w:tcPr>
+            <w:tcBorders>
+              <w:top w:color="000000" w:space="0" w:sz="0" w:val="nil"/>
+              <w:left w:color="000000" w:space="0" w:sz="0" w:val="nil"/>
+              <w:bottom w:color="000000" w:space="0" w:sz="0" w:val="nil"/>
+              <w:right w:color="000000" w:space="0" w:sz="0" w:val="nil"/>
+            </w:tcBorders>
+            <w:tcMar>
+              <w:top w:w="100.0" w:type="dxa"/>
+              <w:left w:w="100.0" w:type="dxa"/>
+              <w:bottom w:w="100.0" w:type="dxa"/>
+              <w:right w:w="100.0" w:type="dxa"/>
+            </w:tcMar>
+            <w:vAlign w:val="top"/>
+          </w:tcPr>
+          <w:p>
+            <w:pPr>
+              <w:rPr/>
+            </w:pPr>
+            <w:r>
+              <w:rPr>
+                <w:rtl w:val="0"/>
+              </w:rPr>
+              <w:t>4</w:t>
+            </w:r>
+          </w:p>
+        </w:tc>
+        <w:tc>
+          <w:tcPr>
+            <w:tcBorders>
+              <w:top w:color="000000" w:space="0" w:sz="0" w:val="nil"/>
+              <w:left w:color="000000" w:space="0" w:sz="0" w:val="nil"/>
+              <w:bottom w:color="000000" w:space="0" w:sz="0" w:val="nil"/>
+              <w:right w:color="000000" w:space="0" w:sz="0" w:val="nil"/>
+            </w:tcBorders>
+            <w:tcMar>
+              <w:top w:w="100.0" w:type="dxa"/>
+              <w:left w:w="100.0" w:type="dxa"/>
+              <w:bottom w:w="100.0" w:type="dxa"/>
+              <w:right w:w="100.0" w:type="dxa"/>
+            </w:tcMar>
+            <w:vAlign w:val="top"/>
+          </w:tcPr>
+          <w:p>
+            <w:pPr>
+              <w:rPr/>
+            </w:pPr>
+            <w:r>
+              <w:rPr>
+                <w:rFonts w:ascii="Arial Unicode MS" w:cs="Arial Unicode MS" w:eastAsia="Arial Unicode MS" w:hAnsi="Arial Unicode MS"/>
+                <w:rtl w:val="0"/>
+              </w:rPr>
+              <w:t xml:space="preserve">RSI 과매수(80) 정식 신호 승격 조건</w:t>
+            </w:r>
+          </w:p>
+        </w:tc>
+        <w:tc>
+          <w:tcPr>
+            <w:tcBorders>
+              <w:top w:color="000000" w:space="0" w:sz="0" w:val="nil"/>
+              <w:left w:color="000000" w:space="0" w:sz="0" w:val="nil"/>
+              <w:bottom w:color="000000" w:space="0" w:sz="0" w:val="nil"/>
+              <w:right w:color="000000" w:space="0" w:sz="0" w:val="nil"/>
+            </w:tcBorders>
+            <w:tcMar>
+              <w:top w:w="100.0" w:type="dxa"/>
+              <w:left w:w="100.0" w:type="dxa"/>
+              <w:bottom w:w="100.0" w:type="dxa"/>
+              <w:right w:w="100.0" w:type="dxa"/>
+            </w:tcMar>
+            <w:vAlign w:val="top"/>
+          </w:tcPr>
+          <w:p>
+            <w:pPr>
+              <w:rPr/>
+            </w:pPr>
+            <w:r>
+              <w:rPr>
+                <w:rFonts w:ascii="Arial Unicode MS" w:cs="Arial Unicode MS" w:eastAsia="Arial Unicode MS" w:hAnsi="Arial Unicode MS"/>
+                <w:rtl w:val="0"/>
+              </w:rPr>
+              <w:t xml:space="preserve">유효 해제 조건 확보 시 재논의</w:t>
             </w:r>
           </w:p>
         </w:tc>
@@ -12862,65 +12726,344 @@
               <w:rPr>
                 <w:rtl w:val="0"/>
               </w:rPr>
-              <w:t xml:space="preserve">3</w:t>
-            </w:r>
-          </w:p>
-        </w:tc>
-        <w:tc>
-          <w:tcPr>
-            <w:tcBorders>
-              <w:top w:color="000000" w:space="0" w:sz="0" w:val="nil"/>
-              <w:left w:color="000000" w:space="0" w:sz="0" w:val="nil"/>
-              <w:bottom w:color="000000" w:space="0" w:sz="0" w:val="nil"/>
-              <w:right w:color="000000" w:space="0" w:sz="0" w:val="nil"/>
-            </w:tcBorders>
-            <w:tcMar>
-              <w:top w:w="100.0" w:type="dxa"/>
-              <w:left w:w="100.0" w:type="dxa"/>
-              <w:bottom w:w="100.0" w:type="dxa"/>
-              <w:right w:w="100.0" w:type="dxa"/>
-            </w:tcMar>
-            <w:vAlign w:val="top"/>
-          </w:tcPr>
-          <w:p>
-            <w:pPr>
-              <w:rPr/>
-            </w:pPr>
-            <w:r>
-              <w:rPr>
-                <w:rFonts w:ascii="Arial Unicode MS" w:cs="Arial Unicode MS" w:eastAsia="Arial Unicode MS" w:hAnsi="Arial Unicode MS"/>
-                <w:rtl w:val="0"/>
-              </w:rPr>
-              <w:t xml:space="preserve">망치형/역망치 추가 여부</w:t>
-            </w:r>
-          </w:p>
-        </w:tc>
-        <w:tc>
-          <w:tcPr>
-            <w:tcBorders>
-              <w:top w:color="000000" w:space="0" w:sz="0" w:val="nil"/>
-              <w:left w:color="000000" w:space="0" w:sz="0" w:val="nil"/>
-              <w:bottom w:color="000000" w:space="0" w:sz="0" w:val="nil"/>
-              <w:right w:color="000000" w:space="0" w:sz="0" w:val="nil"/>
-            </w:tcBorders>
-            <w:tcMar>
-              <w:top w:w="100.0" w:type="dxa"/>
-              <w:left w:w="100.0" w:type="dxa"/>
-              <w:bottom w:w="100.0" w:type="dxa"/>
-              <w:right w:w="100.0" w:type="dxa"/>
-            </w:tcMar>
-            <w:vAlign w:val="top"/>
-          </w:tcPr>
-          <w:p>
-            <w:pPr>
-              <w:rPr/>
-            </w:pPr>
-            <w:r>
-              <w:rPr>
-                <w:rFonts w:ascii="Arial Unicode MS" w:cs="Arial Unicode MS" w:eastAsia="Arial Unicode MS" w:hAnsi="Arial Unicode MS"/>
-                <w:rtl w:val="0"/>
-              </w:rPr>
-              <w:t xml:space="preserve">도지 필터링 완료 후 재검토 (현재 보류)</w:t>
+              <w:t>5</w:t>
+            </w:r>
+          </w:p>
+        </w:tc>
+        <w:tc>
+          <w:tcPr>
+            <w:tcBorders>
+              <w:top w:color="000000" w:space="0" w:sz="0" w:val="nil"/>
+              <w:left w:color="000000" w:space="0" w:sz="0" w:val="nil"/>
+              <w:bottom w:color="000000" w:space="0" w:sz="0" w:val="nil"/>
+              <w:right w:color="000000" w:space="0" w:sz="0" w:val="nil"/>
+            </w:tcBorders>
+            <w:tcMar>
+              <w:top w:w="100.0" w:type="dxa"/>
+              <w:left w:w="100.0" w:type="dxa"/>
+              <w:bottom w:w="100.0" w:type="dxa"/>
+              <w:right w:w="100.0" w:type="dxa"/>
+            </w:tcMar>
+            <w:vAlign w:val="top"/>
+          </w:tcPr>
+          <w:p>
+            <w:pPr>
+              <w:rPr/>
+            </w:pPr>
+            <w:r>
+              <w:rPr>
+                <w:rFonts w:ascii="Arial Unicode MS" w:cs="Arial Unicode MS" w:eastAsia="Arial Unicode MS" w:hAnsi="Arial Unicode MS"/>
+                <w:rtl w:val="0"/>
+              </w:rPr>
+              <w:t xml:space="preserve">다우이론 정식 신호 승격 여부</w:t>
+            </w:r>
+          </w:p>
+        </w:tc>
+        <w:tc>
+          <w:tcPr>
+            <w:tcBorders>
+              <w:top w:color="000000" w:space="0" w:sz="0" w:val="nil"/>
+              <w:left w:color="000000" w:space="0" w:sz="0" w:val="nil"/>
+              <w:bottom w:color="000000" w:space="0" w:sz="0" w:val="nil"/>
+              <w:right w:color="000000" w:space="0" w:sz="0" w:val="nil"/>
+            </w:tcBorders>
+            <w:tcMar>
+              <w:top w:w="100.0" w:type="dxa"/>
+              <w:left w:w="100.0" w:type="dxa"/>
+              <w:bottom w:w="100.0" w:type="dxa"/>
+              <w:right w:w="100.0" w:type="dxa"/>
+            </w:tcMar>
+            <w:vAlign w:val="top"/>
+          </w:tcPr>
+          <w:p>
+            <w:pPr>
+              <w:rPr/>
+            </w:pPr>
+            <w:r>
+              <w:rPr>
+                <w:rFonts w:ascii="Arial Unicode MS" w:cs="Arial Unicode MS" w:eastAsia="Arial Unicode MS" w:hAnsi="Arial Unicode MS"/>
+                <w:rtl w:val="0"/>
+              </w:rPr>
+              <w:t xml:space="preserve">실사용 후 예측력 확인 필요</w:t>
+            </w:r>
+          </w:p>
+        </w:tc>
+      </w:tr>
+      <w:tr>
+        <w:trPr>
+          <w:cantSplit w:val="0"/>
+          <w:trHeight w:val="575" w:hRule="atLeast"/>
+          <w:tblHeader w:val="0"/>
+        </w:trPr>
+        <w:tc>
+          <w:tcPr>
+            <w:tcBorders>
+              <w:top w:color="000000" w:space="0" w:sz="0" w:val="nil"/>
+              <w:left w:color="000000" w:space="0" w:sz="0" w:val="nil"/>
+              <w:bottom w:color="000000" w:space="0" w:sz="0" w:val="nil"/>
+              <w:right w:color="000000" w:space="0" w:sz="0" w:val="nil"/>
+            </w:tcBorders>
+            <w:tcMar>
+              <w:top w:w="100.0" w:type="dxa"/>
+              <w:left w:w="100.0" w:type="dxa"/>
+              <w:bottom w:w="100.0" w:type="dxa"/>
+              <w:right w:w="100.0" w:type="dxa"/>
+            </w:tcMar>
+            <w:vAlign w:val="top"/>
+          </w:tcPr>
+          <w:p>
+            <w:pPr>
+              <w:rPr/>
+            </w:pPr>
+            <w:r>
+              <w:rPr>
+                <w:rtl w:val="0"/>
+              </w:rPr>
+              <w:t>6</w:t>
+            </w:r>
+          </w:p>
+        </w:tc>
+        <w:tc>
+          <w:tcPr>
+            <w:tcBorders>
+              <w:top w:color="000000" w:space="0" w:sz="0" w:val="nil"/>
+              <w:left w:color="000000" w:space="0" w:sz="0" w:val="nil"/>
+              <w:bottom w:color="000000" w:space="0" w:sz="0" w:val="nil"/>
+              <w:right w:color="000000" w:space="0" w:sz="0" w:val="nil"/>
+            </w:tcBorders>
+            <w:tcMar>
+              <w:top w:w="100.0" w:type="dxa"/>
+              <w:left w:w="100.0" w:type="dxa"/>
+              <w:bottom w:w="100.0" w:type="dxa"/>
+              <w:right w:w="100.0" w:type="dxa"/>
+            </w:tcMar>
+            <w:vAlign w:val="top"/>
+          </w:tcPr>
+          <w:p>
+            <w:pPr>
+              <w:rPr/>
+            </w:pPr>
+            <w:r>
+              <w:rPr>
+                <w:rFonts w:ascii="Arial Unicode MS" w:cs="Arial Unicode MS" w:eastAsia="Arial Unicode MS" w:hAnsi="Arial Unicode MS"/>
+                <w:rtl w:val="0"/>
+              </w:rPr>
+              <w:t xml:space="preserve">수동 라인 UX (실시간 미리보기)</w:t>
+            </w:r>
+          </w:p>
+        </w:tc>
+        <w:tc>
+          <w:tcPr>
+            <w:tcBorders>
+              <w:top w:color="000000" w:space="0" w:sz="0" w:val="nil"/>
+              <w:left w:color="000000" w:space="0" w:sz="0" w:val="nil"/>
+              <w:bottom w:color="000000" w:space="0" w:sz="0" w:val="nil"/>
+              <w:right w:color="000000" w:space="0" w:sz="0" w:val="nil"/>
+            </w:tcBorders>
+            <w:tcMar>
+              <w:top w:w="100.0" w:type="dxa"/>
+              <w:left w:w="100.0" w:type="dxa"/>
+              <w:bottom w:w="100.0" w:type="dxa"/>
+              <w:right w:w="100.0" w:type="dxa"/>
+            </w:tcMar>
+            <w:vAlign w:val="top"/>
+          </w:tcPr>
+          <w:p>
+            <w:pPr>
+              <w:rPr/>
+            </w:pPr>
+            <w:r>
+              <w:rPr>
+                <w:rFonts w:ascii="Arial Unicode MS" w:cs="Arial Unicode MS" w:eastAsia="Arial Unicode MS" w:hAnsi="Arial Unicode MS"/>
+                <w:rtl w:val="0"/>
+              </w:rPr>
+              <w:t xml:space="preserve">우선순위 높음, 미해결</w:t>
+            </w:r>
+          </w:p>
+        </w:tc>
+      </w:tr>
+      <w:tr>
+        <w:trPr>
+          <w:cantSplit w:val="0"/>
+          <w:trHeight w:val="575" w:hRule="atLeast"/>
+          <w:tblHeader w:val="0"/>
+        </w:trPr>
+        <w:tc>
+          <w:tcPr>
+            <w:tcBorders>
+              <w:top w:color="000000" w:space="0" w:sz="0" w:val="nil"/>
+              <w:left w:color="000000" w:space="0" w:sz="0" w:val="nil"/>
+              <w:bottom w:color="000000" w:space="0" w:sz="0" w:val="nil"/>
+              <w:right w:color="000000" w:space="0" w:sz="0" w:val="nil"/>
+            </w:tcBorders>
+            <w:tcMar>
+              <w:top w:w="100.0" w:type="dxa"/>
+              <w:left w:w="100.0" w:type="dxa"/>
+              <w:bottom w:w="100.0" w:type="dxa"/>
+              <w:right w:w="100.0" w:type="dxa"/>
+            </w:tcMar>
+            <w:vAlign w:val="top"/>
+          </w:tcPr>
+          <w:p>
+            <w:pPr>
+              <w:rPr/>
+            </w:pPr>
+            <w:r>
+              <w:rPr>
+                <w:rtl w:val="0"/>
+              </w:rPr>
+              <w:t>7</w:t>
+            </w:r>
+          </w:p>
+        </w:tc>
+        <w:tc>
+          <w:tcPr>
+            <w:tcBorders>
+              <w:top w:color="000000" w:space="0" w:sz="0" w:val="nil"/>
+              <w:left w:color="000000" w:space="0" w:sz="0" w:val="nil"/>
+              <w:bottom w:color="000000" w:space="0" w:sz="0" w:val="nil"/>
+              <w:right w:color="000000" w:space="0" w:sz="0" w:val="nil"/>
+            </w:tcBorders>
+            <w:tcMar>
+              <w:top w:w="100.0" w:type="dxa"/>
+              <w:left w:w="100.0" w:type="dxa"/>
+              <w:bottom w:w="100.0" w:type="dxa"/>
+              <w:right w:w="100.0" w:type="dxa"/>
+            </w:tcMar>
+            <w:vAlign w:val="top"/>
+          </w:tcPr>
+          <w:p>
+            <w:pPr>
+              <w:rPr/>
+            </w:pPr>
+            <w:r>
+              <w:rPr>
+                <w:rFonts w:ascii="Arial Unicode MS" w:cs="Arial Unicode MS" w:eastAsia="Arial Unicode MS" w:hAnsi="Arial Unicode MS"/>
+                <w:rtl w:val="0"/>
+              </w:rPr>
+              <w:t xml:space="preserve">상단 국면 라벨 추가 여부</w:t>
+            </w:r>
+          </w:p>
+        </w:tc>
+        <w:tc>
+          <w:tcPr>
+            <w:tcBorders>
+              <w:top w:color="000000" w:space="0" w:sz="0" w:val="nil"/>
+              <w:left w:color="000000" w:space="0" w:sz="0" w:val="nil"/>
+              <w:bottom w:color="000000" w:space="0" w:sz="0" w:val="nil"/>
+              <w:right w:color="000000" w:space="0" w:sz="0" w:val="nil"/>
+            </w:tcBorders>
+            <w:tcMar>
+              <w:top w:w="100.0" w:type="dxa"/>
+              <w:left w:w="100.0" w:type="dxa"/>
+              <w:bottom w:w="100.0" w:type="dxa"/>
+              <w:right w:w="100.0" w:type="dxa"/>
+            </w:tcMar>
+            <w:vAlign w:val="top"/>
+          </w:tcPr>
+          <w:p>
+            <w:pPr>
+              <w:rPr/>
+            </w:pPr>
+            <w:r>
+              <w:rPr>
+                <w:rFonts w:ascii="Arial Unicode MS" w:cs="Arial Unicode MS" w:eastAsia="Arial Unicode MS" w:hAnsi="Arial Unicode MS"/>
+                <w:rtl w:val="0"/>
+              </w:rPr>
+              <w:t xml:space="preserve">통합 탭이 일부 대체, 재검토</w:t>
+            </w:r>
+          </w:p>
+        </w:tc>
+      </w:tr>
+      <w:tr>
+        <w:trPr>
+          <w:cantSplit w:val="0"/>
+          <w:trHeight w:val="575" w:hRule="atLeast"/>
+          <w:tblHeader w:val="0"/>
+        </w:trPr>
+        <w:tc>
+          <w:tcPr>
+            <w:tcBorders>
+              <w:top w:color="000000" w:space="0" w:sz="0" w:val="nil"/>
+              <w:left w:color="000000" w:space="0" w:sz="0" w:val="nil"/>
+              <w:bottom w:color="000000" w:space="0" w:sz="0" w:val="nil"/>
+              <w:right w:color="000000" w:space="0" w:sz="0" w:val="nil"/>
+            </w:tcBorders>
+            <w:tcMar>
+              <w:top w:w="100.0" w:type="dxa"/>
+              <w:left w:w="100.0" w:type="dxa"/>
+              <w:bottom w:w="100.0" w:type="dxa"/>
+              <w:right w:w="100.0" w:type="dxa"/>
+            </w:tcMar>
+            <w:vAlign w:val="top"/>
+          </w:tcPr>
+          <w:p>
+            <w:pPr>
+              <w:rPr/>
+            </w:pPr>
+            <w:r>
+              <w:rPr>
+                <w:rtl w:val="0"/>
+              </w:rPr>
+              <w:t>8</w:t>
+            </w:r>
+          </w:p>
+        </w:tc>
+        <w:tc>
+          <w:tcPr>
+            <w:tcBorders>
+              <w:top w:color="000000" w:space="0" w:sz="0" w:val="nil"/>
+              <w:left w:color="000000" w:space="0" w:sz="0" w:val="nil"/>
+              <w:bottom w:color="000000" w:space="0" w:sz="0" w:val="nil"/>
+              <w:right w:color="000000" w:space="0" w:sz="0" w:val="nil"/>
+            </w:tcBorders>
+            <w:tcMar>
+              <w:top w:w="100.0" w:type="dxa"/>
+              <w:left w:w="100.0" w:type="dxa"/>
+              <w:bottom w:w="100.0" w:type="dxa"/>
+              <w:right w:w="100.0" w:type="dxa"/>
+            </w:tcMar>
+            <w:vAlign w:val="top"/>
+          </w:tcPr>
+          <w:p>
+            <w:pPr>
+              <w:rPr/>
+            </w:pPr>
+            <w:r>
+              <w:rPr>
+                <w:rFonts w:ascii="Arial Unicode MS" w:cs="Arial Unicode MS" w:eastAsia="Arial Unicode MS" w:hAnsi="Arial Unicode MS"/>
+                <w:rtl w:val="0"/>
+              </w:rPr>
+              <w:t xml:space="preserve">신호 결합 방식 (가중치/점수화)</w:t>
+            </w:r>
+          </w:p>
+        </w:tc>
+        <w:tc>
+          <w:tcPr>
+            <w:tcBorders>
+              <w:top w:color="000000" w:space="0" w:sz="0" w:val="nil"/>
+              <w:left w:color="000000" w:space="0" w:sz="0" w:val="nil"/>
+              <w:bottom w:color="000000" w:space="0" w:sz="0" w:val="nil"/>
+              <w:right w:color="000000" w:space="0" w:sz="0" w:val="nil"/>
+            </w:tcBorders>
+            <w:tcMar>
+              <w:top w:w="100.0" w:type="dxa"/>
+              <w:left w:w="100.0" w:type="dxa"/>
+              <w:bottom w:w="100.0" w:type="dxa"/>
+              <w:right w:w="100.0" w:type="dxa"/>
+            </w:tcMar>
+            <w:vAlign w:val="top"/>
+          </w:tcPr>
+          <w:p>
+            <w:pPr>
+              <w:rPr/>
+            </w:pPr>
+            <w:r>
+              <w:rPr>
+                <w:rFonts w:ascii="Arial Unicode MS" w:cs="Arial Unicode MS" w:eastAsia="Arial Unicode MS" w:hAnsi="Arial Unicode MS"/>
+                <w:rtl w:val="0"/>
+              </w:rPr>
+              <w:t xml:space="preserve">2차 확장, 1차 실사용 후 결정</w:t>
             </w:r>
           </w:p>
         </w:tc>
@@ -12955,65 +13098,65 @@
               <w:rPr>
                 <w:rtl w:val="0"/>
               </w:rPr>
-              <w:t xml:space="preserve">4</w:t>
-            </w:r>
-          </w:p>
-        </w:tc>
-        <w:tc>
-          <w:tcPr>
-            <w:tcBorders>
-              <w:top w:color="000000" w:space="0" w:sz="0" w:val="nil"/>
-              <w:left w:color="000000" w:space="0" w:sz="0" w:val="nil"/>
-              <w:bottom w:color="000000" w:space="0" w:sz="0" w:val="nil"/>
-              <w:right w:color="000000" w:space="0" w:sz="0" w:val="nil"/>
-            </w:tcBorders>
-            <w:tcMar>
-              <w:top w:w="100.0" w:type="dxa"/>
-              <w:left w:w="100.0" w:type="dxa"/>
-              <w:bottom w:w="100.0" w:type="dxa"/>
-              <w:right w:w="100.0" w:type="dxa"/>
-            </w:tcMar>
-            <w:vAlign w:val="top"/>
-          </w:tcPr>
-          <w:p>
-            <w:pPr>
-              <w:rPr/>
-            </w:pPr>
-            <w:r>
-              <w:rPr>
-                <w:rFonts w:ascii="Arial Unicode MS" w:cs="Arial Unicode MS" w:eastAsia="Arial Unicode MS" w:hAnsi="Arial Unicode MS"/>
-                <w:rtl w:val="0"/>
-              </w:rPr>
-              <w:t xml:space="preserve">숏 조건 3 (하락 거래량) 재도입 여부</w:t>
-            </w:r>
-          </w:p>
-        </w:tc>
-        <w:tc>
-          <w:tcPr>
-            <w:tcBorders>
-              <w:top w:color="000000" w:space="0" w:sz="0" w:val="nil"/>
-              <w:left w:color="000000" w:space="0" w:sz="0" w:val="nil"/>
-              <w:bottom w:color="000000" w:space="0" w:sz="0" w:val="nil"/>
-              <w:right w:color="000000" w:space="0" w:sz="0" w:val="nil"/>
-            </w:tcBorders>
-            <w:tcMar>
-              <w:top w:w="100.0" w:type="dxa"/>
-              <w:left w:w="100.0" w:type="dxa"/>
-              <w:bottom w:w="100.0" w:type="dxa"/>
-              <w:right w:w="100.0" w:type="dxa"/>
-            </w:tcMar>
-            <w:vAlign w:val="top"/>
-          </w:tcPr>
-          <w:p>
-            <w:pPr>
-              <w:rPr/>
-            </w:pPr>
-            <w:r>
-              <w:rPr>
-                <w:rFonts w:ascii="Arial Unicode MS" w:cs="Arial Unicode MS" w:eastAsia="Arial Unicode MS" w:hAnsi="Arial Unicode MS"/>
-                <w:rtl w:val="0"/>
-              </w:rPr>
-              <w:t xml:space="preserve">판정 기준 애매하여 보류</w:t>
+              <w:t>9</w:t>
+            </w:r>
+          </w:p>
+        </w:tc>
+        <w:tc>
+          <w:tcPr>
+            <w:tcBorders>
+              <w:top w:color="000000" w:space="0" w:sz="0" w:val="nil"/>
+              <w:left w:color="000000" w:space="0" w:sz="0" w:val="nil"/>
+              <w:bottom w:color="000000" w:space="0" w:sz="0" w:val="nil"/>
+              <w:right w:color="000000" w:space="0" w:sz="0" w:val="nil"/>
+            </w:tcBorders>
+            <w:tcMar>
+              <w:top w:w="100.0" w:type="dxa"/>
+              <w:left w:w="100.0" w:type="dxa"/>
+              <w:bottom w:w="100.0" w:type="dxa"/>
+              <w:right w:w="100.0" w:type="dxa"/>
+            </w:tcMar>
+            <w:vAlign w:val="top"/>
+          </w:tcPr>
+          <w:p>
+            <w:pPr>
+              <w:rPr/>
+            </w:pPr>
+            <w:r>
+              <w:rPr>
+                <w:rFonts w:ascii="Arial Unicode MS" w:cs="Arial Unicode MS" w:eastAsia="Arial Unicode MS" w:hAnsi="Arial Unicode MS"/>
+                <w:rtl w:val="0"/>
+              </w:rPr>
+              <w:t xml:space="preserve">파라미터 백테스트 튜닝</w:t>
+            </w:r>
+          </w:p>
+        </w:tc>
+        <w:tc>
+          <w:tcPr>
+            <w:tcBorders>
+              <w:top w:color="000000" w:space="0" w:sz="0" w:val="nil"/>
+              <w:left w:color="000000" w:space="0" w:sz="0" w:val="nil"/>
+              <w:bottom w:color="000000" w:space="0" w:sz="0" w:val="nil"/>
+              <w:right w:color="000000" w:space="0" w:sz="0" w:val="nil"/>
+            </w:tcBorders>
+            <w:tcMar>
+              <w:top w:w="100.0" w:type="dxa"/>
+              <w:left w:w="100.0" w:type="dxa"/>
+              <w:bottom w:w="100.0" w:type="dxa"/>
+              <w:right w:w="100.0" w:type="dxa"/>
+            </w:tcMar>
+            <w:vAlign w:val="top"/>
+          </w:tcPr>
+          <w:p>
+            <w:pPr>
+              <w:rPr/>
+            </w:pPr>
+            <w:r>
+              <w:rPr>
+                <w:rFonts w:ascii="Arial Unicode MS" w:cs="Arial Unicode MS" w:eastAsia="Arial Unicode MS" w:hAnsi="Arial Unicode MS"/>
+                <w:rtl w:val="0"/>
+              </w:rPr>
+              <w:t xml:space="preserve">스윙 N값, 도지 10%, 매물소진 3.5%/50% 등 전반 미튜닝</w:t>
             </w:r>
           </w:p>
         </w:tc>
@@ -13048,437 +13191,65 @@
               <w:rPr>
                 <w:rtl w:val="0"/>
               </w:rPr>
-              <w:t xml:space="preserve">5</w:t>
-            </w:r>
-          </w:p>
-        </w:tc>
-        <w:tc>
-          <w:tcPr>
-            <w:tcBorders>
-              <w:top w:color="000000" w:space="0" w:sz="0" w:val="nil"/>
-              <w:left w:color="000000" w:space="0" w:sz="0" w:val="nil"/>
-              <w:bottom w:color="000000" w:space="0" w:sz="0" w:val="nil"/>
-              <w:right w:color="000000" w:space="0" w:sz="0" w:val="nil"/>
-            </w:tcBorders>
-            <w:tcMar>
-              <w:top w:w="100.0" w:type="dxa"/>
-              <w:left w:w="100.0" w:type="dxa"/>
-              <w:bottom w:w="100.0" w:type="dxa"/>
-              <w:right w:w="100.0" w:type="dxa"/>
-            </w:tcMar>
-            <w:vAlign w:val="top"/>
-          </w:tcPr>
-          <w:p>
-            <w:pPr>
-              <w:rPr/>
-            </w:pPr>
-            <w:r>
-              <w:rPr>
-                <w:rFonts w:ascii="Arial Unicode MS" w:cs="Arial Unicode MS" w:eastAsia="Arial Unicode MS" w:hAnsi="Arial Unicode MS"/>
-                <w:rtl w:val="0"/>
-              </w:rPr>
-              <w:t xml:space="preserve">RSI 과매수(80) 정식 신호 승격 조건</w:t>
-            </w:r>
-          </w:p>
-        </w:tc>
-        <w:tc>
-          <w:tcPr>
-            <w:tcBorders>
-              <w:top w:color="000000" w:space="0" w:sz="0" w:val="nil"/>
-              <w:left w:color="000000" w:space="0" w:sz="0" w:val="nil"/>
-              <w:bottom w:color="000000" w:space="0" w:sz="0" w:val="nil"/>
-              <w:right w:color="000000" w:space="0" w:sz="0" w:val="nil"/>
-            </w:tcBorders>
-            <w:tcMar>
-              <w:top w:w="100.0" w:type="dxa"/>
-              <w:left w:w="100.0" w:type="dxa"/>
-              <w:bottom w:w="100.0" w:type="dxa"/>
-              <w:right w:w="100.0" w:type="dxa"/>
-            </w:tcMar>
-            <w:vAlign w:val="top"/>
-          </w:tcPr>
-          <w:p>
-            <w:pPr>
-              <w:rPr/>
-            </w:pPr>
-            <w:r>
-              <w:rPr>
-                <w:rFonts w:ascii="Arial Unicode MS" w:cs="Arial Unicode MS" w:eastAsia="Arial Unicode MS" w:hAnsi="Arial Unicode MS"/>
-                <w:rtl w:val="0"/>
-              </w:rPr>
-              <w:t xml:space="preserve">유효 해제 조건 확보 시 재논의</w:t>
-            </w:r>
-          </w:p>
-        </w:tc>
-      </w:tr>
-      <w:tr>
-        <w:trPr>
-          <w:cantSplit w:val="0"/>
-          <w:trHeight w:val="575" w:hRule="atLeast"/>
-          <w:tblHeader w:val="0"/>
-        </w:trPr>
-        <w:tc>
-          <w:tcPr>
-            <w:tcBorders>
-              <w:top w:color="000000" w:space="0" w:sz="0" w:val="nil"/>
-              <w:left w:color="000000" w:space="0" w:sz="0" w:val="nil"/>
-              <w:bottom w:color="000000" w:space="0" w:sz="0" w:val="nil"/>
-              <w:right w:color="000000" w:space="0" w:sz="0" w:val="nil"/>
-            </w:tcBorders>
-            <w:tcMar>
-              <w:top w:w="100.0" w:type="dxa"/>
-              <w:left w:w="100.0" w:type="dxa"/>
-              <w:bottom w:w="100.0" w:type="dxa"/>
-              <w:right w:w="100.0" w:type="dxa"/>
-            </w:tcMar>
-            <w:vAlign w:val="top"/>
-          </w:tcPr>
-          <w:p>
-            <w:pPr>
-              <w:rPr/>
-            </w:pPr>
-            <w:r>
-              <w:rPr>
-                <w:rtl w:val="0"/>
-              </w:rPr>
-              <w:t xml:space="preserve">6</w:t>
-            </w:r>
-          </w:p>
-        </w:tc>
-        <w:tc>
-          <w:tcPr>
-            <w:tcBorders>
-              <w:top w:color="000000" w:space="0" w:sz="0" w:val="nil"/>
-              <w:left w:color="000000" w:space="0" w:sz="0" w:val="nil"/>
-              <w:bottom w:color="000000" w:space="0" w:sz="0" w:val="nil"/>
-              <w:right w:color="000000" w:space="0" w:sz="0" w:val="nil"/>
-            </w:tcBorders>
-            <w:tcMar>
-              <w:top w:w="100.0" w:type="dxa"/>
-              <w:left w:w="100.0" w:type="dxa"/>
-              <w:bottom w:w="100.0" w:type="dxa"/>
-              <w:right w:w="100.0" w:type="dxa"/>
-            </w:tcMar>
-            <w:vAlign w:val="top"/>
-          </w:tcPr>
-          <w:p>
-            <w:pPr>
-              <w:rPr/>
-            </w:pPr>
-            <w:r>
-              <w:rPr>
-                <w:rFonts w:ascii="Arial Unicode MS" w:cs="Arial Unicode MS" w:eastAsia="Arial Unicode MS" w:hAnsi="Arial Unicode MS"/>
-                <w:rtl w:val="0"/>
-              </w:rPr>
-              <w:t xml:space="preserve">다우이론 정식 신호 승격 여부</w:t>
-            </w:r>
-          </w:p>
-        </w:tc>
-        <w:tc>
-          <w:tcPr>
-            <w:tcBorders>
-              <w:top w:color="000000" w:space="0" w:sz="0" w:val="nil"/>
-              <w:left w:color="000000" w:space="0" w:sz="0" w:val="nil"/>
-              <w:bottom w:color="000000" w:space="0" w:sz="0" w:val="nil"/>
-              <w:right w:color="000000" w:space="0" w:sz="0" w:val="nil"/>
-            </w:tcBorders>
-            <w:tcMar>
-              <w:top w:w="100.0" w:type="dxa"/>
-              <w:left w:w="100.0" w:type="dxa"/>
-              <w:bottom w:w="100.0" w:type="dxa"/>
-              <w:right w:w="100.0" w:type="dxa"/>
-            </w:tcMar>
-            <w:vAlign w:val="top"/>
-          </w:tcPr>
-          <w:p>
-            <w:pPr>
-              <w:rPr/>
-            </w:pPr>
-            <w:r>
-              <w:rPr>
-                <w:rFonts w:ascii="Arial Unicode MS" w:cs="Arial Unicode MS" w:eastAsia="Arial Unicode MS" w:hAnsi="Arial Unicode MS"/>
-                <w:rtl w:val="0"/>
-              </w:rPr>
-              <w:t xml:space="preserve">실사용 후 예측력 확인 필요</w:t>
-            </w:r>
-          </w:p>
-        </w:tc>
-      </w:tr>
-      <w:tr>
-        <w:trPr>
-          <w:cantSplit w:val="0"/>
-          <w:trHeight w:val="575" w:hRule="atLeast"/>
-          <w:tblHeader w:val="0"/>
-        </w:trPr>
-        <w:tc>
-          <w:tcPr>
-            <w:tcBorders>
-              <w:top w:color="000000" w:space="0" w:sz="0" w:val="nil"/>
-              <w:left w:color="000000" w:space="0" w:sz="0" w:val="nil"/>
-              <w:bottom w:color="000000" w:space="0" w:sz="0" w:val="nil"/>
-              <w:right w:color="000000" w:space="0" w:sz="0" w:val="nil"/>
-            </w:tcBorders>
-            <w:tcMar>
-              <w:top w:w="100.0" w:type="dxa"/>
-              <w:left w:w="100.0" w:type="dxa"/>
-              <w:bottom w:w="100.0" w:type="dxa"/>
-              <w:right w:w="100.0" w:type="dxa"/>
-            </w:tcMar>
-            <w:vAlign w:val="top"/>
-          </w:tcPr>
-          <w:p>
-            <w:pPr>
-              <w:rPr/>
-            </w:pPr>
-            <w:r>
-              <w:rPr>
-                <w:rtl w:val="0"/>
-              </w:rPr>
-              <w:t xml:space="preserve">7</w:t>
-            </w:r>
-          </w:p>
-        </w:tc>
-        <w:tc>
-          <w:tcPr>
-            <w:tcBorders>
-              <w:top w:color="000000" w:space="0" w:sz="0" w:val="nil"/>
-              <w:left w:color="000000" w:space="0" w:sz="0" w:val="nil"/>
-              <w:bottom w:color="000000" w:space="0" w:sz="0" w:val="nil"/>
-              <w:right w:color="000000" w:space="0" w:sz="0" w:val="nil"/>
-            </w:tcBorders>
-            <w:tcMar>
-              <w:top w:w="100.0" w:type="dxa"/>
-              <w:left w:w="100.0" w:type="dxa"/>
-              <w:bottom w:w="100.0" w:type="dxa"/>
-              <w:right w:w="100.0" w:type="dxa"/>
-            </w:tcMar>
-            <w:vAlign w:val="top"/>
-          </w:tcPr>
-          <w:p>
-            <w:pPr>
-              <w:rPr/>
-            </w:pPr>
-            <w:r>
-              <w:rPr>
-                <w:rFonts w:ascii="Arial Unicode MS" w:cs="Arial Unicode MS" w:eastAsia="Arial Unicode MS" w:hAnsi="Arial Unicode MS"/>
-                <w:rtl w:val="0"/>
-              </w:rPr>
-              <w:t xml:space="preserve">수동 라인 UX (실시간 미리보기)</w:t>
-            </w:r>
-          </w:p>
-        </w:tc>
-        <w:tc>
-          <w:tcPr>
-            <w:tcBorders>
-              <w:top w:color="000000" w:space="0" w:sz="0" w:val="nil"/>
-              <w:left w:color="000000" w:space="0" w:sz="0" w:val="nil"/>
-              <w:bottom w:color="000000" w:space="0" w:sz="0" w:val="nil"/>
-              <w:right w:color="000000" w:space="0" w:sz="0" w:val="nil"/>
-            </w:tcBorders>
-            <w:tcMar>
-              <w:top w:w="100.0" w:type="dxa"/>
-              <w:left w:w="100.0" w:type="dxa"/>
-              <w:bottom w:w="100.0" w:type="dxa"/>
-              <w:right w:w="100.0" w:type="dxa"/>
-            </w:tcMar>
-            <w:vAlign w:val="top"/>
-          </w:tcPr>
-          <w:p>
-            <w:pPr>
-              <w:rPr/>
-            </w:pPr>
-            <w:r>
-              <w:rPr>
-                <w:rFonts w:ascii="Arial Unicode MS" w:cs="Arial Unicode MS" w:eastAsia="Arial Unicode MS" w:hAnsi="Arial Unicode MS"/>
-                <w:rtl w:val="0"/>
-              </w:rPr>
-              <w:t xml:space="preserve">우선순위 높음, 미해결</w:t>
-            </w:r>
-          </w:p>
-        </w:tc>
-      </w:tr>
-      <w:tr>
-        <w:trPr>
-          <w:cantSplit w:val="0"/>
-          <w:trHeight w:val="575" w:hRule="atLeast"/>
-          <w:tblHeader w:val="0"/>
-        </w:trPr>
-        <w:tc>
-          <w:tcPr>
-            <w:tcBorders>
-              <w:top w:color="000000" w:space="0" w:sz="0" w:val="nil"/>
-              <w:left w:color="000000" w:space="0" w:sz="0" w:val="nil"/>
-              <w:bottom w:color="000000" w:space="0" w:sz="0" w:val="nil"/>
-              <w:right w:color="000000" w:space="0" w:sz="0" w:val="nil"/>
-            </w:tcBorders>
-            <w:tcMar>
-              <w:top w:w="100.0" w:type="dxa"/>
-              <w:left w:w="100.0" w:type="dxa"/>
-              <w:bottom w:w="100.0" w:type="dxa"/>
-              <w:right w:w="100.0" w:type="dxa"/>
-            </w:tcMar>
-            <w:vAlign w:val="top"/>
-          </w:tcPr>
-          <w:p>
-            <w:pPr>
-              <w:rPr/>
-            </w:pPr>
-            <w:r>
-              <w:rPr>
-                <w:rtl w:val="0"/>
-              </w:rPr>
-              <w:t xml:space="preserve">8</w:t>
-            </w:r>
-          </w:p>
-        </w:tc>
-        <w:tc>
-          <w:tcPr>
-            <w:tcBorders>
-              <w:top w:color="000000" w:space="0" w:sz="0" w:val="nil"/>
-              <w:left w:color="000000" w:space="0" w:sz="0" w:val="nil"/>
-              <w:bottom w:color="000000" w:space="0" w:sz="0" w:val="nil"/>
-              <w:right w:color="000000" w:space="0" w:sz="0" w:val="nil"/>
-            </w:tcBorders>
-            <w:tcMar>
-              <w:top w:w="100.0" w:type="dxa"/>
-              <w:left w:w="100.0" w:type="dxa"/>
-              <w:bottom w:w="100.0" w:type="dxa"/>
-              <w:right w:w="100.0" w:type="dxa"/>
-            </w:tcMar>
-            <w:vAlign w:val="top"/>
-          </w:tcPr>
-          <w:p>
-            <w:pPr>
-              <w:rPr/>
-            </w:pPr>
-            <w:r>
-              <w:rPr>
-                <w:rFonts w:ascii="Arial Unicode MS" w:cs="Arial Unicode MS" w:eastAsia="Arial Unicode MS" w:hAnsi="Arial Unicode MS"/>
-                <w:rtl w:val="0"/>
-              </w:rPr>
-              <w:t xml:space="preserve">상단 국면 라벨 추가 여부</w:t>
-            </w:r>
-          </w:p>
-        </w:tc>
-        <w:tc>
-          <w:tcPr>
-            <w:tcBorders>
-              <w:top w:color="000000" w:space="0" w:sz="0" w:val="nil"/>
-              <w:left w:color="000000" w:space="0" w:sz="0" w:val="nil"/>
-              <w:bottom w:color="000000" w:space="0" w:sz="0" w:val="nil"/>
-              <w:right w:color="000000" w:space="0" w:sz="0" w:val="nil"/>
-            </w:tcBorders>
-            <w:tcMar>
-              <w:top w:w="100.0" w:type="dxa"/>
-              <w:left w:w="100.0" w:type="dxa"/>
-              <w:bottom w:w="100.0" w:type="dxa"/>
-              <w:right w:w="100.0" w:type="dxa"/>
-            </w:tcMar>
-            <w:vAlign w:val="top"/>
-          </w:tcPr>
-          <w:p>
-            <w:pPr>
-              <w:rPr/>
-            </w:pPr>
-            <w:r>
-              <w:rPr>
-                <w:rFonts w:ascii="Arial Unicode MS" w:cs="Arial Unicode MS" w:eastAsia="Arial Unicode MS" w:hAnsi="Arial Unicode MS"/>
-                <w:rtl w:val="0"/>
-              </w:rPr>
-              <w:t xml:space="preserve">통합 탭이 일부 대체, 재검토</w:t>
-            </w:r>
-          </w:p>
-        </w:tc>
-      </w:tr>
-      <w:tr>
-        <w:trPr>
-          <w:cantSplit w:val="0"/>
-          <w:trHeight w:val="575" w:hRule="atLeast"/>
-          <w:tblHeader w:val="0"/>
-        </w:trPr>
-        <w:tc>
-          <w:tcPr>
-            <w:tcBorders>
-              <w:top w:color="000000" w:space="0" w:sz="0" w:val="nil"/>
-              <w:left w:color="000000" w:space="0" w:sz="0" w:val="nil"/>
-              <w:bottom w:color="000000" w:space="0" w:sz="0" w:val="nil"/>
-              <w:right w:color="000000" w:space="0" w:sz="0" w:val="nil"/>
-            </w:tcBorders>
-            <w:tcMar>
-              <w:top w:w="100.0" w:type="dxa"/>
-              <w:left w:w="100.0" w:type="dxa"/>
-              <w:bottom w:w="100.0" w:type="dxa"/>
-              <w:right w:w="100.0" w:type="dxa"/>
-            </w:tcMar>
-            <w:vAlign w:val="top"/>
-          </w:tcPr>
-          <w:p>
-            <w:pPr>
-              <w:rPr/>
-            </w:pPr>
-            <w:r>
-              <w:rPr>
-                <w:rtl w:val="0"/>
-              </w:rPr>
-              <w:t xml:space="preserve">9</w:t>
-            </w:r>
-          </w:p>
-        </w:tc>
-        <w:tc>
-          <w:tcPr>
-            <w:tcBorders>
-              <w:top w:color="000000" w:space="0" w:sz="0" w:val="nil"/>
-              <w:left w:color="000000" w:space="0" w:sz="0" w:val="nil"/>
-              <w:bottom w:color="000000" w:space="0" w:sz="0" w:val="nil"/>
-              <w:right w:color="000000" w:space="0" w:sz="0" w:val="nil"/>
-            </w:tcBorders>
-            <w:tcMar>
-              <w:top w:w="100.0" w:type="dxa"/>
-              <w:left w:w="100.0" w:type="dxa"/>
-              <w:bottom w:w="100.0" w:type="dxa"/>
-              <w:right w:w="100.0" w:type="dxa"/>
-            </w:tcMar>
-            <w:vAlign w:val="top"/>
-          </w:tcPr>
-          <w:p>
-            <w:pPr>
-              <w:rPr/>
-            </w:pPr>
-            <w:r>
-              <w:rPr>
-                <w:rFonts w:ascii="Arial Unicode MS" w:cs="Arial Unicode MS" w:eastAsia="Arial Unicode MS" w:hAnsi="Arial Unicode MS"/>
-                <w:rtl w:val="0"/>
-              </w:rPr>
-              <w:t xml:space="preserve">신호 결합 방식 (가중치/점수화)</w:t>
-            </w:r>
-          </w:p>
-        </w:tc>
-        <w:tc>
-          <w:tcPr>
-            <w:tcBorders>
-              <w:top w:color="000000" w:space="0" w:sz="0" w:val="nil"/>
-              <w:left w:color="000000" w:space="0" w:sz="0" w:val="nil"/>
-              <w:bottom w:color="000000" w:space="0" w:sz="0" w:val="nil"/>
-              <w:right w:color="000000" w:space="0" w:sz="0" w:val="nil"/>
-            </w:tcBorders>
-            <w:tcMar>
-              <w:top w:w="100.0" w:type="dxa"/>
-              <w:left w:w="100.0" w:type="dxa"/>
-              <w:bottom w:w="100.0" w:type="dxa"/>
-              <w:right w:w="100.0" w:type="dxa"/>
-            </w:tcMar>
-            <w:vAlign w:val="top"/>
-          </w:tcPr>
-          <w:p>
-            <w:pPr>
-              <w:rPr/>
-            </w:pPr>
-            <w:r>
-              <w:rPr>
-                <w:rFonts w:ascii="Arial Unicode MS" w:cs="Arial Unicode MS" w:eastAsia="Arial Unicode MS" w:hAnsi="Arial Unicode MS"/>
-                <w:rtl w:val="0"/>
-              </w:rPr>
-              <w:t xml:space="preserve">2차 확장, 1차 실사용 후 결정</w:t>
+              <w:t>10</w:t>
+            </w:r>
+          </w:p>
+        </w:tc>
+        <w:tc>
+          <w:tcPr>
+            <w:tcBorders>
+              <w:top w:color="000000" w:space="0" w:sz="0" w:val="nil"/>
+              <w:left w:color="000000" w:space="0" w:sz="0" w:val="nil"/>
+              <w:bottom w:color="000000" w:space="0" w:sz="0" w:val="nil"/>
+              <w:right w:color="000000" w:space="0" w:sz="0" w:val="nil"/>
+            </w:tcBorders>
+            <w:tcMar>
+              <w:top w:w="100.0" w:type="dxa"/>
+              <w:left w:w="100.0" w:type="dxa"/>
+              <w:bottom w:w="100.0" w:type="dxa"/>
+              <w:right w:w="100.0" w:type="dxa"/>
+            </w:tcMar>
+            <w:vAlign w:val="top"/>
+          </w:tcPr>
+          <w:p>
+            <w:pPr>
+              <w:rPr/>
+            </w:pPr>
+            <w:r>
+              <w:rPr>
+                <w:rFonts w:ascii="Arial Unicode MS" w:cs="Arial Unicode MS" w:eastAsia="Arial Unicode MS" w:hAnsi="Arial Unicode MS"/>
+                <w:rtl w:val="0"/>
+              </w:rPr>
+              <w:t xml:space="preserve">상위 타임프레임(주봉/월봉) 확장</w:t>
+            </w:r>
+          </w:p>
+        </w:tc>
+        <w:tc>
+          <w:tcPr>
+            <w:tcBorders>
+              <w:top w:color="000000" w:space="0" w:sz="0" w:val="nil"/>
+              <w:left w:color="000000" w:space="0" w:sz="0" w:val="nil"/>
+              <w:bottom w:color="000000" w:space="0" w:sz="0" w:val="nil"/>
+              <w:right w:color="000000" w:space="0" w:sz="0" w:val="nil"/>
+            </w:tcBorders>
+            <w:tcMar>
+              <w:top w:w="100.0" w:type="dxa"/>
+              <w:left w:w="100.0" w:type="dxa"/>
+              <w:bottom w:w="100.0" w:type="dxa"/>
+              <w:right w:w="100.0" w:type="dxa"/>
+            </w:tcMar>
+            <w:vAlign w:val="top"/>
+          </w:tcPr>
+          <w:p>
+            <w:pPr>
+              <w:rPr/>
+            </w:pPr>
+            <w:r>
+              <w:rPr>
+                <w:rFonts w:ascii="Arial Unicode MS" w:cs="Arial Unicode MS" w:eastAsia="Arial Unicode MS" w:hAnsi="Arial Unicode MS"/>
+                <w:rtl w:val="0"/>
+              </w:rPr>
+              <w:t xml:space="preserve">일봉 확정 후 순차 진행</w:t>
             </w:r>
           </w:p>
         </w:tc>
@@ -13513,65 +13284,65 @@
               <w:rPr>
                 <w:rtl w:val="0"/>
               </w:rPr>
-              <w:t xml:space="preserve">10</w:t>
-            </w:r>
-          </w:p>
-        </w:tc>
-        <w:tc>
-          <w:tcPr>
-            <w:tcBorders>
-              <w:top w:color="000000" w:space="0" w:sz="0" w:val="nil"/>
-              <w:left w:color="000000" w:space="0" w:sz="0" w:val="nil"/>
-              <w:bottom w:color="000000" w:space="0" w:sz="0" w:val="nil"/>
-              <w:right w:color="000000" w:space="0" w:sz="0" w:val="nil"/>
-            </w:tcBorders>
-            <w:tcMar>
-              <w:top w:w="100.0" w:type="dxa"/>
-              <w:left w:w="100.0" w:type="dxa"/>
-              <w:bottom w:w="100.0" w:type="dxa"/>
-              <w:right w:w="100.0" w:type="dxa"/>
-            </w:tcMar>
-            <w:vAlign w:val="top"/>
-          </w:tcPr>
-          <w:p>
-            <w:pPr>
-              <w:rPr/>
-            </w:pPr>
-            <w:r>
-              <w:rPr>
-                <w:rFonts w:ascii="Arial Unicode MS" w:cs="Arial Unicode MS" w:eastAsia="Arial Unicode MS" w:hAnsi="Arial Unicode MS"/>
-                <w:rtl w:val="0"/>
-              </w:rPr>
-              <w:t xml:space="preserve">파라미터 백테스트 튜닝</w:t>
-            </w:r>
-          </w:p>
-        </w:tc>
-        <w:tc>
-          <w:tcPr>
-            <w:tcBorders>
-              <w:top w:color="000000" w:space="0" w:sz="0" w:val="nil"/>
-              <w:left w:color="000000" w:space="0" w:sz="0" w:val="nil"/>
-              <w:bottom w:color="000000" w:space="0" w:sz="0" w:val="nil"/>
-              <w:right w:color="000000" w:space="0" w:sz="0" w:val="nil"/>
-            </w:tcBorders>
-            <w:tcMar>
-              <w:top w:w="100.0" w:type="dxa"/>
-              <w:left w:w="100.0" w:type="dxa"/>
-              <w:bottom w:w="100.0" w:type="dxa"/>
-              <w:right w:w="100.0" w:type="dxa"/>
-            </w:tcMar>
-            <w:vAlign w:val="top"/>
-          </w:tcPr>
-          <w:p>
-            <w:pPr>
-              <w:rPr/>
-            </w:pPr>
-            <w:r>
-              <w:rPr>
-                <w:rFonts w:ascii="Arial Unicode MS" w:cs="Arial Unicode MS" w:eastAsia="Arial Unicode MS" w:hAnsi="Arial Unicode MS"/>
-                <w:rtl w:val="0"/>
-              </w:rPr>
-              <w:t xml:space="preserve">스윙 N값, 도지 10%, 매물소진 3.5%/50% 등 전반 미튜닝</w:t>
+              <w:t>11</w:t>
+            </w:r>
+          </w:p>
+        </w:tc>
+        <w:tc>
+          <w:tcPr>
+            <w:tcBorders>
+              <w:top w:color="000000" w:space="0" w:sz="0" w:val="nil"/>
+              <w:left w:color="000000" w:space="0" w:sz="0" w:val="nil"/>
+              <w:bottom w:color="000000" w:space="0" w:sz="0" w:val="nil"/>
+              <w:right w:color="000000" w:space="0" w:sz="0" w:val="nil"/>
+            </w:tcBorders>
+            <w:tcMar>
+              <w:top w:w="100.0" w:type="dxa"/>
+              <w:left w:w="100.0" w:type="dxa"/>
+              <w:bottom w:w="100.0" w:type="dxa"/>
+              <w:right w:w="100.0" w:type="dxa"/>
+            </w:tcMar>
+            <w:vAlign w:val="top"/>
+          </w:tcPr>
+          <w:p>
+            <w:pPr>
+              <w:rPr/>
+            </w:pPr>
+            <w:r>
+              <w:rPr>
+                <w:rFonts w:ascii="Arial Unicode MS" w:cs="Arial Unicode MS" w:eastAsia="Arial Unicode MS" w:hAnsi="Arial Unicode MS"/>
+                <w:rtl w:val="0"/>
+              </w:rPr>
+              <w:t>수평선 돌파 임계값(여유값) 도입 여부</w:t>
+            </w:r>
+          </w:p>
+        </w:tc>
+        <w:tc>
+          <w:tcPr>
+            <w:tcBorders>
+              <w:top w:color="000000" w:space="0" w:sz="0" w:val="nil"/>
+              <w:left w:color="000000" w:space="0" w:sz="0" w:val="nil"/>
+              <w:bottom w:color="000000" w:space="0" w:sz="0" w:val="nil"/>
+              <w:right w:color="000000" w:space="0" w:sz="0" w:val="nil"/>
+            </w:tcBorders>
+            <w:tcMar>
+              <w:top w:w="100.0" w:type="dxa"/>
+              <w:left w:w="100.0" w:type="dxa"/>
+              <w:bottom w:w="100.0" w:type="dxa"/>
+              <w:right w:w="100.0" w:type="dxa"/>
+            </w:tcMar>
+            <w:vAlign w:val="top"/>
+          </w:tcPr>
+          <w:p>
+            <w:pPr>
+              <w:rPr/>
+            </w:pPr>
+            <w:r>
+              <w:rPr>
+                <w:rFonts w:ascii="Arial Unicode MS" w:cs="Arial Unicode MS" w:eastAsia="Arial Unicode MS" w:hAnsi="Arial Unicode MS"/>
+                <w:rtl w:val="0"/>
+              </w:rPr>
+              <w:t>현재는 종가가 레벨을 넘기만 하면 즉시 breakout으로 판정. 실데이터 복기 후 0.1~0.3% 등 여유값 도입 여부 재검토</w:t>
             </w:r>
           </w:p>
         </w:tc>
@@ -13606,65 +13377,65 @@
               <w:rPr>
                 <w:rtl w:val="0"/>
               </w:rPr>
-              <w:t xml:space="preserve">11</w:t>
-            </w:r>
-          </w:p>
-        </w:tc>
-        <w:tc>
-          <w:tcPr>
-            <w:tcBorders>
-              <w:top w:color="000000" w:space="0" w:sz="0" w:val="nil"/>
-              <w:left w:color="000000" w:space="0" w:sz="0" w:val="nil"/>
-              <w:bottom w:color="000000" w:space="0" w:sz="0" w:val="nil"/>
-              <w:right w:color="000000" w:space="0" w:sz="0" w:val="nil"/>
-            </w:tcBorders>
-            <w:tcMar>
-              <w:top w:w="100.0" w:type="dxa"/>
-              <w:left w:w="100.0" w:type="dxa"/>
-              <w:bottom w:w="100.0" w:type="dxa"/>
-              <w:right w:w="100.0" w:type="dxa"/>
-            </w:tcMar>
-            <w:vAlign w:val="top"/>
-          </w:tcPr>
-          <w:p>
-            <w:pPr>
-              <w:rPr/>
-            </w:pPr>
-            <w:r>
-              <w:rPr>
-                <w:rFonts w:ascii="Arial Unicode MS" w:cs="Arial Unicode MS" w:eastAsia="Arial Unicode MS" w:hAnsi="Arial Unicode MS"/>
-                <w:rtl w:val="0"/>
-              </w:rPr>
-              <w:t xml:space="preserve">상위 타임프레임(주봉/월봉) 확장</w:t>
-            </w:r>
-          </w:p>
-        </w:tc>
-        <w:tc>
-          <w:tcPr>
-            <w:tcBorders>
-              <w:top w:color="000000" w:space="0" w:sz="0" w:val="nil"/>
-              <w:left w:color="000000" w:space="0" w:sz="0" w:val="nil"/>
-              <w:bottom w:color="000000" w:space="0" w:sz="0" w:val="nil"/>
-              <w:right w:color="000000" w:space="0" w:sz="0" w:val="nil"/>
-            </w:tcBorders>
-            <w:tcMar>
-              <w:top w:w="100.0" w:type="dxa"/>
-              <w:left w:w="100.0" w:type="dxa"/>
-              <w:bottom w:w="100.0" w:type="dxa"/>
-              <w:right w:w="100.0" w:type="dxa"/>
-            </w:tcMar>
-            <w:vAlign w:val="top"/>
-          </w:tcPr>
-          <w:p>
-            <w:pPr>
-              <w:rPr/>
-            </w:pPr>
-            <w:r>
-              <w:rPr>
-                <w:rFonts w:ascii="Arial Unicode MS" w:cs="Arial Unicode MS" w:eastAsia="Arial Unicode MS" w:hAnsi="Arial Unicode MS"/>
-                <w:rtl w:val="0"/>
-              </w:rPr>
-              <w:t xml:space="preserve">일봉 확정 후 순차 진행</w:t>
+              <w:t>12</w:t>
+            </w:r>
+          </w:p>
+        </w:tc>
+        <w:tc>
+          <w:tcPr>
+            <w:tcBorders>
+              <w:top w:color="000000" w:space="0" w:sz="0" w:val="nil"/>
+              <w:left w:color="000000" w:space="0" w:sz="0" w:val="nil"/>
+              <w:bottom w:color="000000" w:space="0" w:sz="0" w:val="nil"/>
+              <w:right w:color="000000" w:space="0" w:sz="0" w:val="nil"/>
+            </w:tcBorders>
+            <w:tcMar>
+              <w:top w:w="100.0" w:type="dxa"/>
+              <w:left w:w="100.0" w:type="dxa"/>
+              <w:bottom w:w="100.0" w:type="dxa"/>
+              <w:right w:w="100.0" w:type="dxa"/>
+            </w:tcMar>
+            <w:vAlign w:val="top"/>
+          </w:tcPr>
+          <w:p>
+            <w:pPr>
+              <w:rPr/>
+            </w:pPr>
+            <w:r>
+              <w:rPr>
+                <w:rFonts w:ascii="Arial Unicode MS" w:cs="Arial Unicode MS" w:eastAsia="Arial Unicode MS" w:hAnsi="Arial Unicode MS"/>
+                <w:rtl w:val="0"/>
+              </w:rPr>
+              <w:t>다이버전스 state 장기 지속 시 UI 표현 방식</w:t>
+            </w:r>
+          </w:p>
+        </w:tc>
+        <w:tc>
+          <w:tcPr>
+            <w:tcBorders>
+              <w:top w:color="000000" w:space="0" w:sz="0" w:val="nil"/>
+              <w:left w:color="000000" w:space="0" w:sz="0" w:val="nil"/>
+              <w:bottom w:color="000000" w:space="0" w:sz="0" w:val="nil"/>
+              <w:right w:color="000000" w:space="0" w:sz="0" w:val="nil"/>
+            </w:tcBorders>
+            <w:tcMar>
+              <w:top w:w="100.0" w:type="dxa"/>
+              <w:left w:w="100.0" w:type="dxa"/>
+              <w:bottom w:w="100.0" w:type="dxa"/>
+              <w:right w:w="100.0" w:type="dxa"/>
+            </w:tcMar>
+            <w:vAlign w:val="top"/>
+          </w:tcPr>
+          <w:p>
+            <w:pPr>
+              <w:rPr/>
+            </w:pPr>
+            <w:r>
+              <w:rPr>
+                <w:rFonts w:ascii="Arial Unicode MS" w:cs="Arial Unicode MS" w:eastAsia="Arial Unicode MS" w:hAnsi="Arial Unicode MS"/>
+                <w:rtl w:val="0"/>
+              </w:rPr>
+              <w:t>저점/고점이 안 깨지면 논리적으로 유효(101일 지속 사례 있음)하나, 장기 유지 시 "왜 아직도 다이버전스인가" 사용자 혼란 가능. D+경과일 병기 또는 진입/유지 시각적 차등(흐리게 등) 표현 방식을 UI 3탭 단계에서 검토</w:t>
             </w:r>
           </w:p>
         </w:tc>
@@ -13699,65 +13470,65 @@
               <w:rPr>
                 <w:rtl w:val="0"/>
               </w:rPr>
-              <w:t>12</w:t>
-            </w:r>
-          </w:p>
-        </w:tc>
-        <w:tc>
-          <w:tcPr>
-            <w:tcBorders>
-              <w:top w:color="000000" w:space="0" w:sz="0" w:val="nil"/>
-              <w:left w:color="000000" w:space="0" w:sz="0" w:val="nil"/>
-              <w:bottom w:color="000000" w:space="0" w:sz="0" w:val="nil"/>
-              <w:right w:color="000000" w:space="0" w:sz="0" w:val="nil"/>
-            </w:tcBorders>
-            <w:tcMar>
-              <w:top w:w="100.0" w:type="dxa"/>
-              <w:left w:w="100.0" w:type="dxa"/>
-              <w:bottom w:w="100.0" w:type="dxa"/>
-              <w:right w:w="100.0" w:type="dxa"/>
-            </w:tcMar>
-            <w:vAlign w:val="top"/>
-          </w:tcPr>
-          <w:p>
-            <w:pPr>
-              <w:rPr/>
-            </w:pPr>
-            <w:r>
-              <w:rPr>
-                <w:rFonts w:ascii="Arial Unicode MS" w:cs="Arial Unicode MS" w:eastAsia="Arial Unicode MS" w:hAnsi="Arial Unicode MS"/>
-                <w:rtl w:val="0"/>
-              </w:rPr>
-              <w:t>수평선 돌파 임계값(여유값) 도입 여부</w:t>
-            </w:r>
-          </w:p>
-        </w:tc>
-        <w:tc>
-          <w:tcPr>
-            <w:tcBorders>
-              <w:top w:color="000000" w:space="0" w:sz="0" w:val="nil"/>
-              <w:left w:color="000000" w:space="0" w:sz="0" w:val="nil"/>
-              <w:bottom w:color="000000" w:space="0" w:sz="0" w:val="nil"/>
-              <w:right w:color="000000" w:space="0" w:sz="0" w:val="nil"/>
-            </w:tcBorders>
-            <w:tcMar>
-              <w:top w:w="100.0" w:type="dxa"/>
-              <w:left w:w="100.0" w:type="dxa"/>
-              <w:bottom w:w="100.0" w:type="dxa"/>
-              <w:right w:w="100.0" w:type="dxa"/>
-            </w:tcMar>
-            <w:vAlign w:val="top"/>
-          </w:tcPr>
-          <w:p>
-            <w:pPr>
-              <w:rPr/>
-            </w:pPr>
-            <w:r>
-              <w:rPr>
-                <w:rFonts w:ascii="Arial Unicode MS" w:cs="Arial Unicode MS" w:eastAsia="Arial Unicode MS" w:hAnsi="Arial Unicode MS"/>
-                <w:rtl w:val="0"/>
-              </w:rPr>
-              <w:t>현재는 종가가 레벨을 넘기만 하면 즉시 breakout으로 판정. 실데이터 복기 후 0.1~0.3% 등 여유값 도입 여부 재검토</w:t>
+              <w:t>13</w:t>
+            </w:r>
+          </w:p>
+        </w:tc>
+        <w:tc>
+          <w:tcPr>
+            <w:tcBorders>
+              <w:top w:color="000000" w:space="0" w:sz="0" w:val="nil"/>
+              <w:left w:color="000000" w:space="0" w:sz="0" w:val="nil"/>
+              <w:bottom w:color="000000" w:space="0" w:sz="0" w:val="nil"/>
+              <w:right w:color="000000" w:space="0" w:sz="0" w:val="nil"/>
+            </w:tcBorders>
+            <w:tcMar>
+              <w:top w:w="100.0" w:type="dxa"/>
+              <w:left w:w="100.0" w:type="dxa"/>
+              <w:bottom w:w="100.0" w:type="dxa"/>
+              <w:right w:w="100.0" w:type="dxa"/>
+            </w:tcMar>
+            <w:vAlign w:val="top"/>
+          </w:tcPr>
+          <w:p>
+            <w:pPr>
+              <w:rPr/>
+            </w:pPr>
+            <w:r>
+              <w:rPr>
+                <w:rFonts w:ascii="Arial Unicode MS" w:cs="Arial Unicode MS" w:eastAsia="Arial Unicode MS" w:hAnsi="Arial Unicode MS"/>
+                <w:rtl w:val="0"/>
+              </w:rPr>
+              <w:t>추세선 돌파/이탈 이벤트 판정 미구현</w:t>
+            </w:r>
+          </w:p>
+        </w:tc>
+        <w:tc>
+          <w:tcPr>
+            <w:tcBorders>
+              <w:top w:color="000000" w:space="0" w:sz="0" w:val="nil"/>
+              <w:left w:color="000000" w:space="0" w:sz="0" w:val="nil"/>
+              <w:bottom w:color="000000" w:space="0" w:sz="0" w:val="nil"/>
+              <w:right w:color="000000" w:space="0" w:sz="0" w:val="nil"/>
+            </w:tcBorders>
+            <w:tcMar>
+              <w:top w:w="100.0" w:type="dxa"/>
+              <w:left w:w="100.0" w:type="dxa"/>
+              <w:bottom w:w="100.0" w:type="dxa"/>
+              <w:right w:w="100.0" w:type="dxa"/>
+            </w:tcMar>
+            <w:vAlign w:val="top"/>
+          </w:tcPr>
+          <w:p>
+            <w:pPr>
+              <w:rPr/>
+            </w:pPr>
+            <w:r>
+              <w:rPr>
+                <w:rFonts w:ascii="Arial Unicode MS" w:cs="Arial Unicode MS" w:eastAsia="Arial Unicode MS" w:hAnsi="Arial Unicode MS"/>
+                <w:rtl w:val="0"/>
+              </w:rPr>
+              <w:t>현재는 근접 판정만 존재. 기획서상 추세선은 trigger 전용(state 불필요)이므로 수평선처럼 state_end_index 구조가 필요한 게 아니라, "돌파/이탈 순간을 잡는 1회성 이벤트 판정 로직" 자체를 새로 만들어야 함</w:t>
             </w:r>
           </w:p>
         </w:tc>
@@ -13792,65 +13563,65 @@
               <w:rPr>
                 <w:rtl w:val="0"/>
               </w:rPr>
-              <w:t>13</w:t>
-            </w:r>
-          </w:p>
-        </w:tc>
-        <w:tc>
-          <w:tcPr>
-            <w:tcBorders>
-              <w:top w:color="000000" w:space="0" w:sz="0" w:val="nil"/>
-              <w:left w:color="000000" w:space="0" w:sz="0" w:val="nil"/>
-              <w:bottom w:color="000000" w:space="0" w:sz="0" w:val="nil"/>
-              <w:right w:color="000000" w:space="0" w:sz="0" w:val="nil"/>
-            </w:tcBorders>
-            <w:tcMar>
-              <w:top w:w="100.0" w:type="dxa"/>
-              <w:left w:w="100.0" w:type="dxa"/>
-              <w:bottom w:w="100.0" w:type="dxa"/>
-              <w:right w:w="100.0" w:type="dxa"/>
-            </w:tcMar>
-            <w:vAlign w:val="top"/>
-          </w:tcPr>
-          <w:p>
-            <w:pPr>
-              <w:rPr/>
-            </w:pPr>
-            <w:r>
-              <w:rPr>
-                <w:rFonts w:ascii="Arial Unicode MS" w:cs="Arial Unicode MS" w:eastAsia="Arial Unicode MS" w:hAnsi="Arial Unicode MS"/>
-                <w:rtl w:val="0"/>
-              </w:rPr>
-              <w:t>다이버전스 state 장기 지속 시 UI 표현 방식</w:t>
-            </w:r>
-          </w:p>
-        </w:tc>
-        <w:tc>
-          <w:tcPr>
-            <w:tcBorders>
-              <w:top w:color="000000" w:space="0" w:sz="0" w:val="nil"/>
-              <w:left w:color="000000" w:space="0" w:sz="0" w:val="nil"/>
-              <w:bottom w:color="000000" w:space="0" w:sz="0" w:val="nil"/>
-              <w:right w:color="000000" w:space="0" w:sz="0" w:val="nil"/>
-            </w:tcBorders>
-            <w:tcMar>
-              <w:top w:w="100.0" w:type="dxa"/>
-              <w:left w:w="100.0" w:type="dxa"/>
-              <w:bottom w:w="100.0" w:type="dxa"/>
-              <w:right w:w="100.0" w:type="dxa"/>
-            </w:tcMar>
-            <w:vAlign w:val="top"/>
-          </w:tcPr>
-          <w:p>
-            <w:pPr>
-              <w:rPr/>
-            </w:pPr>
-            <w:r>
-              <w:rPr>
-                <w:rFonts w:ascii="Arial Unicode MS" w:cs="Arial Unicode MS" w:eastAsia="Arial Unicode MS" w:hAnsi="Arial Unicode MS"/>
-                <w:rtl w:val="0"/>
-              </w:rPr>
-              <w:t>저점/고점이 안 깨지면 논리적으로 유효(101일 지속 사례 있음)하나, 장기 유지 시 "왜 아직도 다이버전스인가" 사용자 혼란 가능. D+경과일 병기 또는 진입/유지 시각적 차등(흐리게 등) 표현 방식을 UI 3탭 단계에서 검토</w:t>
+              <w:t>14</w:t>
+            </w:r>
+          </w:p>
+        </w:tc>
+        <w:tc>
+          <w:tcPr>
+            <w:tcBorders>
+              <w:top w:color="000000" w:space="0" w:sz="0" w:val="nil"/>
+              <w:left w:color="000000" w:space="0" w:sz="0" w:val="nil"/>
+              <w:bottom w:color="000000" w:space="0" w:sz="0" w:val="nil"/>
+              <w:right w:color="000000" w:space="0" w:sz="0" w:val="nil"/>
+            </w:tcBorders>
+            <w:tcMar>
+              <w:top w:w="100.0" w:type="dxa"/>
+              <w:left w:w="100.0" w:type="dxa"/>
+              <w:bottom w:w="100.0" w:type="dxa"/>
+              <w:right w:w="100.0" w:type="dxa"/>
+            </w:tcMar>
+            <w:vAlign w:val="top"/>
+          </w:tcPr>
+          <w:p>
+            <w:pPr>
+              <w:rPr/>
+            </w:pPr>
+            <w:r>
+              <w:rPr>
+                <w:rFonts w:ascii="Arial Unicode MS" w:cs="Arial Unicode MS" w:eastAsia="Arial Unicode MS" w:hAnsi="Arial Unicode MS"/>
+                <w:rtl w:val="0"/>
+              </w:rPr>
+              <w:t>다이버전스 trigger_idx와 opposite_pivot 해제 조건의 확정 시점 비대칭</w:t>
+            </w:r>
+          </w:p>
+        </w:tc>
+        <w:tc>
+          <w:tcPr>
+            <w:tcBorders>
+              <w:top w:color="000000" w:space="0" w:sz="0" w:val="nil"/>
+              <w:left w:color="000000" w:space="0" w:sz="0" w:val="nil"/>
+              <w:bottom w:color="000000" w:space="0" w:sz="0" w:val="nil"/>
+              <w:right w:color="000000" w:space="0" w:sz="0" w:val="nil"/>
+            </w:tcBorders>
+            <w:tcMar>
+              <w:top w:w="100.0" w:type="dxa"/>
+              <w:left w:w="100.0" w:type="dxa"/>
+              <w:bottom w:w="100.0" w:type="dxa"/>
+              <w:right w:w="100.0" w:type="dxa"/>
+            </w:tcMar>
+            <w:vAlign w:val="top"/>
+          </w:tcPr>
+          <w:p>
+            <w:pPr>
+              <w:rPr/>
+            </w:pPr>
+            <w:r>
+              <w:rPr>
+                <w:rFonts w:ascii="Arial Unicode MS" w:cs="Arial Unicode MS" w:eastAsia="Arial Unicode MS" w:hAnsi="Arial Unicode MS"/>
+                <w:rtl w:val="0"/>
+              </w:rPr>
+              <w:t>compute_divergences()의 trigger_idx는 RSI pivot 확정 전(j) 시점을 쓰는데, 이번에 추가한 opposite_pivot 해제 조건은 확정 후(j+N) 시점을 쓴다는 비대칭이 있음. 당장 문제는 없으나 추후 trigger_idx도 일관되게 재검토할 가치가 있음</w:t>
             </w:r>
           </w:p>
         </w:tc>
@@ -13885,99 +13656,6 @@
               <w:rPr>
                 <w:rtl w:val="0"/>
               </w:rPr>
-              <w:t>14</w:t>
-            </w:r>
-          </w:p>
-        </w:tc>
-        <w:tc>
-          <w:tcPr>
-            <w:tcBorders>
-              <w:top w:color="000000" w:space="0" w:sz="0" w:val="nil"/>
-              <w:left w:color="000000" w:space="0" w:sz="0" w:val="nil"/>
-              <w:bottom w:color="000000" w:space="0" w:sz="0" w:val="nil"/>
-              <w:right w:color="000000" w:space="0" w:sz="0" w:val="nil"/>
-            </w:tcBorders>
-            <w:tcMar>
-              <w:top w:w="100.0" w:type="dxa"/>
-              <w:left w:w="100.0" w:type="dxa"/>
-              <w:bottom w:w="100.0" w:type="dxa"/>
-              <w:right w:w="100.0" w:type="dxa"/>
-            </w:tcMar>
-            <w:vAlign w:val="top"/>
-          </w:tcPr>
-          <w:p>
-            <w:pPr>
-              <w:rPr/>
-            </w:pPr>
-            <w:r>
-              <w:rPr>
-                <w:rFonts w:ascii="Arial Unicode MS" w:cs="Arial Unicode MS" w:eastAsia="Arial Unicode MS" w:hAnsi="Arial Unicode MS"/>
-                <w:rtl w:val="0"/>
-              </w:rPr>
-              <w:t>추세선 돌파/이탈 이벤트 판정 미구현</w:t>
-            </w:r>
-          </w:p>
-        </w:tc>
-        <w:tc>
-          <w:tcPr>
-            <w:tcBorders>
-              <w:top w:color="000000" w:space="0" w:sz="0" w:val="nil"/>
-              <w:left w:color="000000" w:space="0" w:sz="0" w:val="nil"/>
-              <w:bottom w:color="000000" w:space="0" w:sz="0" w:val="nil"/>
-              <w:right w:color="000000" w:space="0" w:sz="0" w:val="nil"/>
-            </w:tcBorders>
-            <w:tcMar>
-              <w:top w:w="100.0" w:type="dxa"/>
-              <w:left w:w="100.0" w:type="dxa"/>
-              <w:bottom w:w="100.0" w:type="dxa"/>
-              <w:right w:w="100.0" w:type="dxa"/>
-            </w:tcMar>
-            <w:vAlign w:val="top"/>
-          </w:tcPr>
-          <w:p>
-            <w:pPr>
-              <w:rPr/>
-            </w:pPr>
-            <w:r>
-              <w:rPr>
-                <w:rFonts w:ascii="Arial Unicode MS" w:cs="Arial Unicode MS" w:eastAsia="Arial Unicode MS" w:hAnsi="Arial Unicode MS"/>
-                <w:rtl w:val="0"/>
-              </w:rPr>
-              <w:t>현재는 근접 판정만 존재. 기획서상 추세선은 trigger 전용(state 불필요)이므로 수평선처럼 state_end_index 구조가 필요한 게 아니라, "돌파/이탈 순간을 잡는 1회성 이벤트 판정 로직" 자체를 새로 만들어야 함</w:t>
-            </w:r>
-          </w:p>
-        </w:tc>
-      </w:tr>
-      <w:tr>
-        <w:trPr>
-          <w:cantSplit w:val="0"/>
-          <w:trHeight w:val="920" w:hRule="atLeast"/>
-          <w:tblHeader w:val="0"/>
-        </w:trPr>
-        <w:tc>
-          <w:tcPr>
-            <w:tcBorders>
-              <w:top w:color="000000" w:space="0" w:sz="0" w:val="nil"/>
-              <w:left w:color="000000" w:space="0" w:sz="0" w:val="nil"/>
-              <w:bottom w:color="000000" w:space="0" w:sz="0" w:val="nil"/>
-              <w:right w:color="000000" w:space="0" w:sz="0" w:val="nil"/>
-            </w:tcBorders>
-            <w:tcMar>
-              <w:top w:w="100.0" w:type="dxa"/>
-              <w:left w:w="100.0" w:type="dxa"/>
-              <w:bottom w:w="100.0" w:type="dxa"/>
-              <w:right w:w="100.0" w:type="dxa"/>
-            </w:tcMar>
-            <w:vAlign w:val="top"/>
-          </w:tcPr>
-          <w:p>
-            <w:pPr>
-              <w:rPr/>
-            </w:pPr>
-            <w:r>
-              <w:rPr>
-                <w:rtl w:val="0"/>
-              </w:rPr>
               <w:t>15</w:t>
             </w:r>
           </w:p>
@@ -14007,36 +13685,36 @@
                 <w:rFonts w:ascii="Arial Unicode MS" w:cs="Arial Unicode MS" w:eastAsia="Arial Unicode MS" w:hAnsi="Arial Unicode MS"/>
                 <w:rtl w:val="0"/>
               </w:rPr>
-              <w:t>다이버전스 trigger_idx와 opposite_pivot 해제 조건의 확정 시점 비대칭</w:t>
-            </w:r>
-          </w:p>
-        </w:tc>
-        <w:tc>
-          <w:tcPr>
-            <w:tcBorders>
-              <w:top w:color="000000" w:space="0" w:sz="0" w:val="nil"/>
-              <w:left w:color="000000" w:space="0" w:sz="0" w:val="nil"/>
-              <w:bottom w:color="000000" w:space="0" w:sz="0" w:val="nil"/>
-              <w:right w:color="000000" w:space="0" w:sz="0" w:val="nil"/>
-            </w:tcBorders>
-            <w:tcMar>
-              <w:top w:w="100.0" w:type="dxa"/>
-              <w:left w:w="100.0" w:type="dxa"/>
-              <w:bottom w:w="100.0" w:type="dxa"/>
-              <w:right w:w="100.0" w:type="dxa"/>
-            </w:tcMar>
-            <w:vAlign w:val="top"/>
-          </w:tcPr>
-          <w:p>
-            <w:pPr>
-              <w:rPr/>
-            </w:pPr>
-            <w:r>
-              <w:rPr>
-                <w:rFonts w:ascii="Arial Unicode MS" w:cs="Arial Unicode MS" w:eastAsia="Arial Unicode MS" w:hAnsi="Arial Unicode MS"/>
-                <w:rtl w:val="0"/>
-              </w:rPr>
-              <w:t>compute_divergences()의 trigger_idx는 RSI pivot 확정 전(j) 시점을 쓰는데, 이번에 추가한 opposite_pivot 해제 조건은 확정 후(j+N) 시점을 쓴다는 비대칭이 있음. 당장 문제는 없으나 추후 trigger_idx도 일관되게 재검토할 가치가 있음</w:t>
+              <w:t>쌍바닥/쌍고점 구현 보류</w:t>
+            </w:r>
+          </w:p>
+        </w:tc>
+        <w:tc>
+          <w:tcPr>
+            <w:tcBorders>
+              <w:top w:color="000000" w:space="0" w:sz="0" w:val="nil"/>
+              <w:left w:color="000000" w:space="0" w:sz="0" w:val="nil"/>
+              <w:bottom w:color="000000" w:space="0" w:sz="0" w:val="nil"/>
+              <w:right w:color="000000" w:space="0" w:sz="0" w:val="nil"/>
+            </w:tcBorders>
+            <w:tcMar>
+              <w:top w:w="100.0" w:type="dxa"/>
+              <w:left w:w="100.0" w:type="dxa"/>
+              <w:bottom w:w="100.0" w:type="dxa"/>
+              <w:right w:w="100.0" w:type="dxa"/>
+            </w:tcMar>
+            <w:vAlign w:val="top"/>
+          </w:tcPr>
+          <w:p>
+            <w:pPr>
+              <w:rPr/>
+            </w:pPr>
+            <w:r>
+              <w:rPr>
+                <w:rFonts w:ascii="Arial Unicode MS" w:cs="Arial Unicode MS" w:eastAsia="Arial Unicode MS" w:hAnsi="Arial Unicode MS"/>
+                <w:rtl w:val="0"/>
+              </w:rPr>
+              <w:t>점 대 점 비교 방식으로 시도했으나 실전 차트의 평평한 저점/고점 구간에서 fractal 탐지 한계로 실패 (이웃한 스윙 저점 84쌍 중 조건 전부 만족 0개), 레짐+다우이론 대체로 결론 (3-6 참고)</w:t>
             </w:r>
           </w:p>
         </w:tc>
